--- a/book/docx-por-capitulo/capitulo-09-docker.docx
+++ b/book/docx-por-capitulo/capitulo-09-docker.docx
@@ -7,6 +7,7 @@
         <w:pStyle w:val="Endure-ChapterTitle"/>
         <w:keepNext/>
         <w:spacing w:before="480" w:after="240"/>
+        <w:outlineLvl w:val="0"/>
       </w:pPr>
       <w:r>
         <w:rPr>
@@ -26,62 +27,86 @@
         <w:pStyle w:val="Endure-Subhead"/>
         <w:keepNext/>
         <w:spacing w:before="240" w:after="60"/>
+        <w:outlineLvl w:val="1"/>
       </w:pPr>
       <w:r>
+        <w:rPr>
+          <w:sz w:val="24"/>
+        </w:rPr>
         <w:t>Introducción</w:t>
       </w:r>
     </w:p>
     <w:p>
       <w:pPr>
         <w:pStyle w:val="Endure-FirstParagraphBodyText"/>
+        <w:spacing w:before="100" w:after="100"/>
       </w:pPr>
       <w:r>
+        <w:rPr>
+          <w:sz w:val="20"/>
+        </w:rPr>
         <w:t>Docker es el sistema de contenedores que permite ejecutar aplicaciones de forma aislada, reproducible y sin contaminar el sistema base. En el Jetson, Docker tiene un papel especialmente importante: los modelos de lenguaje más avanzados (Capítulo 14) se distribuyen como imágenes Docker precompiladas para ARM64+CUDA, lo que elimina la necesidad de compilar manualmente cientos de dependencias.</w:t>
       </w:r>
     </w:p>
     <w:p>
       <w:pPr>
         <w:pStyle w:val="Endure-ChapterBodyText"/>
+        <w:spacing w:before="100" w:after="100"/>
       </w:pPr>
       <w:r>
+        <w:rPr>
+          <w:sz w:val="20"/>
+        </w:rPr>
         <w:t>El NVIDIA Container Toolkit es la pieza que conecta Docker con el GPU del Jetson. Sin él, un contenedor Docker no puede acceder a CUDA ni al acelerador GPU — sería equivalente a ejecutar el modelo en CPU pura.</w:t>
       </w:r>
     </w:p>
     <w:p>
       <w:pPr>
         <w:pStyle w:val="Endure-ChapterBodyText"/>
+        <w:spacing w:before="100" w:after="100"/>
       </w:pPr>
       <w:r>
         <w:rPr>
           <w:b/>
+          <w:sz w:val="20"/>
         </w:rPr>
         <w:t>Prerequisito:</w:t>
       </w:r>
       <w:r>
+        <w:rPr>
+          <w:sz w:val="20"/>
+        </w:rPr>
         <w:t xml:space="preserve"> Capítulo 1 (primer arranque) y Capítulo 2 (configuración base del sistema) completados.</w:t>
       </w:r>
     </w:p>
     <w:p>
       <w:pPr>
         <w:pStyle w:val="Endure-ChapterBodyText"/>
+        <w:spacing w:before="100" w:after="100"/>
       </w:pPr>
       <w:r>
         <w:rPr>
           <w:b/>
+          <w:sz w:val="20"/>
         </w:rPr>
         <w:t>Tiempo estimado:</w:t>
       </w:r>
       <w:r>
+        <w:rPr>
+          <w:sz w:val="20"/>
+        </w:rPr>
         <w:t xml:space="preserve"> 20–30 minutos.</w:t>
       </w:r>
     </w:p>
     <w:p>
       <w:pPr>
         <w:pStyle w:val="Endure-ChapterBodyText"/>
+        <w:spacing w:before="100" w:after="100"/>
       </w:pPr>
       <w:r>
         <w:rPr>
           <w:b/>
+          <w:sz w:val="20"/>
         </w:rPr>
         <w:t>Al final de esta parte tendrá:</w:t>
       </w:r>
@@ -89,64 +114,76 @@
     <w:p>
       <w:pPr>
         <w:pStyle w:val="Endure-ChapterBodyText"/>
-        <w:spacing w:before="20" w:after="20"/>
+        <w:spacing w:before="40" w:after="40"/>
         <w:ind w:left="360" w:hanging="216"/>
       </w:pPr>
       <w:r>
         <w:rPr>
-          <w:sz w:val="18"/>
+          <w:sz w:val="20"/>
         </w:rPr>
         <w:t xml:space="preserve">• </w:t>
       </w:r>
       <w:r>
+        <w:rPr>
+          <w:sz w:val="20"/>
+        </w:rPr>
         <w:t>Docker Engine instalado y configurado para el usuario actual</w:t>
       </w:r>
     </w:p>
     <w:p>
       <w:pPr>
         <w:pStyle w:val="Endure-ChapterBodyText"/>
-        <w:spacing w:before="20" w:after="20"/>
+        <w:spacing w:before="40" w:after="40"/>
         <w:ind w:left="360" w:hanging="216"/>
       </w:pPr>
       <w:r>
         <w:rPr>
-          <w:sz w:val="18"/>
+          <w:sz w:val="20"/>
         </w:rPr>
         <w:t xml:space="preserve">• </w:t>
       </w:r>
       <w:r>
+        <w:rPr>
+          <w:sz w:val="20"/>
+        </w:rPr>
         <w:t>NVIDIA Container Toolkit instalado y habilitado</w:t>
       </w:r>
     </w:p>
     <w:p>
       <w:pPr>
         <w:pStyle w:val="Endure-ChapterBodyText"/>
-        <w:spacing w:before="20" w:after="20"/>
+        <w:spacing w:before="40" w:after="40"/>
         <w:ind w:left="360" w:hanging="216"/>
       </w:pPr>
       <w:r>
         <w:rPr>
-          <w:sz w:val="18"/>
+          <w:sz w:val="20"/>
         </w:rPr>
         <w:t xml:space="preserve">• </w:t>
       </w:r>
       <w:r>
+        <w:rPr>
+          <w:sz w:val="20"/>
+        </w:rPr>
         <w:t>Capacidad de ejecutar contenedores con acceso al GPU del Jetson</w:t>
       </w:r>
     </w:p>
     <w:p>
       <w:pPr>
         <w:pStyle w:val="Endure-ChapterBodyText"/>
-        <w:spacing w:before="20" w:after="20"/>
+        <w:spacing w:before="40" w:after="40"/>
         <w:ind w:left="360" w:hanging="216"/>
       </w:pPr>
       <w:r>
         <w:rPr>
-          <w:sz w:val="18"/>
+          <w:sz w:val="20"/>
         </w:rPr>
         <w:t xml:space="preserve">• </w:t>
       </w:r>
       <w:r>
+        <w:rPr>
+          <w:sz w:val="20"/>
+        </w:rPr>
         <w:t>Docker desactivado en el arranque (arquitectura de arranque limpio)</w:t>
       </w:r>
     </w:p>
@@ -160,16 +197,24 @@
         <w:pStyle w:val="Endure-Subhead"/>
         <w:keepNext/>
         <w:spacing w:before="240" w:after="60"/>
+        <w:outlineLvl w:val="1"/>
       </w:pPr>
       <w:r>
+        <w:rPr>
+          <w:sz w:val="24"/>
+        </w:rPr>
         <w:t>8.0 Conceptos Básicos de Docker (lectura antes de instalar)</w:t>
       </w:r>
     </w:p>
     <w:p>
       <w:pPr>
         <w:pStyle w:val="Endure-FirstParagraphBodyText"/>
+        <w:spacing w:before="100" w:after="100"/>
       </w:pPr>
       <w:r>
+        <w:rPr>
+          <w:sz w:val="20"/>
+        </w:rPr>
         <w:t>Si ya conoce Docker, puede saltar directamente a §8.1. Esta sección explica los conceptos que se usan en todos los capítulos de este libro.</w:t>
       </w:r>
     </w:p>
@@ -178,10 +223,11 @@
         <w:pStyle w:val="Endure-Subhead"/>
         <w:keepNext/>
         <w:spacing w:before="160" w:after="60"/>
+        <w:outlineLvl w:val="2"/>
       </w:pPr>
       <w:r>
         <w:rPr>
-          <w:sz w:val="18"/>
+          <w:sz w:val="22"/>
         </w:rPr>
         <w:t>8.0.1 Imagen, contenedor e instancia</w:t>
       </w:r>
@@ -198,20 +244,38 @@
         <w:gridCol w:w="2717"/>
       </w:tblGrid>
       <w:tr>
+        <w:trPr>
+          <w:trHeight w:val="453" w:hRule="atLeast"/>
+          <w:tblHeader/>
+        </w:trPr>
         <w:tc>
           <w:tcPr>
             <w:tcW w:type="dxa" w:w="2717"/>
             <w:shd w:val="clear" w:color="auto" w:fill="1A5A6A"/>
+            <w:tcBorders>
+              <w:top w:val="single" w:sz="12" w:color="FFFFFF"/>
+              <w:left w:val="single" w:sz="12" w:color="FFFFFF"/>
+              <w:bottom w:val="single" w:sz="12" w:color="FFFFFF"/>
+              <w:right w:val="single" w:sz="12" w:color="FFFFFF"/>
+            </w:tcBorders>
+            <w:vAlign w:val="center"/>
+            <w:tcMar>
+              <w:top w:w="60" w:type="dxa"/>
+              <w:left w:w="120" w:type="dxa"/>
+              <w:bottom w:w="60" w:type="dxa"/>
+              <w:right w:w="80" w:type="dxa"/>
+            </w:tcMar>
           </w:tcPr>
           <w:p>
             <w:pPr>
+              <w:spacing w:before="0" w:after="0"/>
               <w:jc w:val="center"/>
             </w:pPr>
             <w:r>
               <w:rPr>
                 <w:b/>
                 <w:color w:val="FFFFFF"/>
-                <w:sz w:val="17"/>
+                <w:sz w:val="16"/>
               </w:rPr>
               <w:t>Concepto</w:t>
             </w:r>
@@ -221,16 +285,30 @@
           <w:tcPr>
             <w:tcW w:type="dxa" w:w="2717"/>
             <w:shd w:val="clear" w:color="auto" w:fill="1A5A6A"/>
+            <w:tcBorders>
+              <w:top w:val="single" w:sz="12" w:color="FFFFFF"/>
+              <w:left w:val="single" w:sz="12" w:color="FFFFFF"/>
+              <w:bottom w:val="single" w:sz="12" w:color="FFFFFF"/>
+              <w:right w:val="single" w:sz="12" w:color="FFFFFF"/>
+            </w:tcBorders>
+            <w:vAlign w:val="center"/>
+            <w:tcMar>
+              <w:top w:w="60" w:type="dxa"/>
+              <w:left w:w="120" w:type="dxa"/>
+              <w:bottom w:w="60" w:type="dxa"/>
+              <w:right w:w="80" w:type="dxa"/>
+            </w:tcMar>
           </w:tcPr>
           <w:p>
             <w:pPr>
+              <w:spacing w:before="0" w:after="0"/>
               <w:jc w:val="center"/>
             </w:pPr>
             <w:r>
               <w:rPr>
                 <w:b/>
                 <w:color w:val="FFFFFF"/>
-                <w:sz w:val="17"/>
+                <w:sz w:val="16"/>
               </w:rPr>
               <w:t>Analogía</w:t>
             </w:r>
@@ -240,16 +318,30 @@
           <w:tcPr>
             <w:tcW w:type="dxa" w:w="2717"/>
             <w:shd w:val="clear" w:color="auto" w:fill="1A5A6A"/>
+            <w:tcBorders>
+              <w:top w:val="single" w:sz="12" w:color="FFFFFF"/>
+              <w:left w:val="single" w:sz="12" w:color="FFFFFF"/>
+              <w:bottom w:val="single" w:sz="12" w:color="FFFFFF"/>
+              <w:right w:val="single" w:sz="12" w:color="FFFFFF"/>
+            </w:tcBorders>
+            <w:vAlign w:val="center"/>
+            <w:tcMar>
+              <w:top w:w="60" w:type="dxa"/>
+              <w:left w:w="120" w:type="dxa"/>
+              <w:bottom w:w="60" w:type="dxa"/>
+              <w:right w:w="80" w:type="dxa"/>
+            </w:tcMar>
           </w:tcPr>
           <w:p>
             <w:pPr>
+              <w:spacing w:before="0" w:after="0"/>
               <w:jc w:val="center"/>
             </w:pPr>
             <w:r>
               <w:rPr>
                 <w:b/>
                 <w:color w:val="FFFFFF"/>
-                <w:sz w:val="17"/>
+                <w:sz w:val="16"/>
               </w:rPr>
               <w:t>Descripción práctica</w:t>
             </w:r>
@@ -257,15 +349,35 @@
         </w:tc>
       </w:tr>
       <w:tr>
+        <w:trPr>
+          <w:trHeight w:val="283" w:hRule="atLeast"/>
+        </w:trPr>
         <w:tc>
           <w:tcPr>
             <w:tcW w:type="dxa" w:w="2717"/>
-            <w:shd w:val="clear" w:color="auto" w:fill="F8F8F8"/>
+            <w:shd w:val="clear" w:color="auto" w:fill="EAEAEA"/>
+            <w:tcBorders>
+              <w:top w:val="single" w:sz="12" w:color="FFFFFF"/>
+              <w:left w:val="single" w:sz="12" w:color="FFFFFF"/>
+              <w:bottom w:val="single" w:sz="12" w:color="FFFFFF"/>
+              <w:right w:val="single" w:sz="12" w:color="FFFFFF"/>
+            </w:tcBorders>
+            <w:vAlign w:val="center"/>
+            <w:tcMar>
+              <w:top w:w="40" w:type="dxa"/>
+              <w:left w:w="120" w:type="dxa"/>
+              <w:bottom w:w="40" w:type="dxa"/>
+              <w:right w:w="80" w:type="dxa"/>
+            </w:tcMar>
           </w:tcPr>
           <w:p>
-            <w:r>
-              <w:rPr>
-                <w:sz w:val="17"/>
+            <w:pPr>
+              <w:spacing w:before="0" w:after="0"/>
+              <w:jc w:val="center"/>
+            </w:pPr>
+            <w:r>
+              <w:rPr>
+                <w:sz w:val="16"/>
               </w:rPr>
               <w:t>Imagen</w:t>
             </w:r>
@@ -274,12 +386,29 @@
         <w:tc>
           <w:tcPr>
             <w:tcW w:type="dxa" w:w="2717"/>
-            <w:shd w:val="clear" w:color="auto" w:fill="F8F8F8"/>
+            <w:shd w:val="clear" w:color="auto" w:fill="EAEAEA"/>
+            <w:tcBorders>
+              <w:top w:val="single" w:sz="12" w:color="FFFFFF"/>
+              <w:left w:val="single" w:sz="12" w:color="FFFFFF"/>
+              <w:bottom w:val="single" w:sz="12" w:color="FFFFFF"/>
+              <w:right w:val="single" w:sz="12" w:color="FFFFFF"/>
+            </w:tcBorders>
+            <w:vAlign w:val="center"/>
+            <w:tcMar>
+              <w:top w:w="40" w:type="dxa"/>
+              <w:left w:w="120" w:type="dxa"/>
+              <w:bottom w:w="40" w:type="dxa"/>
+              <w:right w:w="80" w:type="dxa"/>
+            </w:tcMar>
           </w:tcPr>
           <w:p>
-            <w:r>
-              <w:rPr>
-                <w:sz w:val="17"/>
+            <w:pPr>
+              <w:spacing w:before="0" w:after="0"/>
+              <w:jc w:val="center"/>
+            </w:pPr>
+            <w:r>
+              <w:rPr>
+                <w:sz w:val="16"/>
               </w:rPr>
               <w:t>Receta de cocina</w:t>
             </w:r>
@@ -288,12 +417,29 @@
         <w:tc>
           <w:tcPr>
             <w:tcW w:type="dxa" w:w="2717"/>
-            <w:shd w:val="clear" w:color="auto" w:fill="F8F8F8"/>
+            <w:shd w:val="clear" w:color="auto" w:fill="EAEAEA"/>
+            <w:tcBorders>
+              <w:top w:val="single" w:sz="12" w:color="FFFFFF"/>
+              <w:left w:val="single" w:sz="12" w:color="FFFFFF"/>
+              <w:bottom w:val="single" w:sz="12" w:color="FFFFFF"/>
+              <w:right w:val="single" w:sz="12" w:color="FFFFFF"/>
+            </w:tcBorders>
+            <w:vAlign w:val="center"/>
+            <w:tcMar>
+              <w:top w:w="40" w:type="dxa"/>
+              <w:left w:w="120" w:type="dxa"/>
+              <w:bottom w:w="40" w:type="dxa"/>
+              <w:right w:w="80" w:type="dxa"/>
+            </w:tcMar>
           </w:tcPr>
           <w:p>
-            <w:r>
-              <w:rPr>
-                <w:sz w:val="17"/>
+            <w:pPr>
+              <w:spacing w:before="0" w:after="0"/>
+              <w:jc w:val="both"/>
+            </w:pPr>
+            <w:r>
+              <w:rPr>
+                <w:sz w:val="16"/>
               </w:rPr>
               <w:t>Archivo de solo lectura con todo el software. Se descarga una vez y ocupa espacio en disco (2–15 GB típicamente)</w:t>
             </w:r>
@@ -301,15 +447,35 @@
         </w:tc>
       </w:tr>
       <w:tr>
+        <w:trPr>
+          <w:trHeight w:val="283" w:hRule="atLeast"/>
+        </w:trPr>
         <w:tc>
           <w:tcPr>
             <w:tcW w:type="dxa" w:w="2717"/>
-            <w:shd w:val="clear" w:color="auto" w:fill="FFFFFF"/>
+            <w:shd w:val="clear" w:color="auto" w:fill="EAEAEA"/>
+            <w:tcBorders>
+              <w:top w:val="single" w:sz="12" w:color="FFFFFF"/>
+              <w:left w:val="single" w:sz="12" w:color="FFFFFF"/>
+              <w:bottom w:val="single" w:sz="12" w:color="FFFFFF"/>
+              <w:right w:val="single" w:sz="12" w:color="FFFFFF"/>
+            </w:tcBorders>
+            <w:vAlign w:val="center"/>
+            <w:tcMar>
+              <w:top w:w="40" w:type="dxa"/>
+              <w:left w:w="120" w:type="dxa"/>
+              <w:bottom w:w="40" w:type="dxa"/>
+              <w:right w:w="80" w:type="dxa"/>
+            </w:tcMar>
           </w:tcPr>
           <w:p>
-            <w:r>
-              <w:rPr>
-                <w:sz w:val="17"/>
+            <w:pPr>
+              <w:spacing w:before="0" w:after="0"/>
+              <w:jc w:val="center"/>
+            </w:pPr>
+            <w:r>
+              <w:rPr>
+                <w:sz w:val="16"/>
               </w:rPr>
               <w:t>Contenedor</w:t>
             </w:r>
@@ -318,12 +484,29 @@
         <w:tc>
           <w:tcPr>
             <w:tcW w:type="dxa" w:w="2717"/>
-            <w:shd w:val="clear" w:color="auto" w:fill="FFFFFF"/>
+            <w:shd w:val="clear" w:color="auto" w:fill="EAEAEA"/>
+            <w:tcBorders>
+              <w:top w:val="single" w:sz="12" w:color="FFFFFF"/>
+              <w:left w:val="single" w:sz="12" w:color="FFFFFF"/>
+              <w:bottom w:val="single" w:sz="12" w:color="FFFFFF"/>
+              <w:right w:val="single" w:sz="12" w:color="FFFFFF"/>
+            </w:tcBorders>
+            <w:vAlign w:val="center"/>
+            <w:tcMar>
+              <w:top w:w="40" w:type="dxa"/>
+              <w:left w:w="120" w:type="dxa"/>
+              <w:bottom w:w="40" w:type="dxa"/>
+              <w:right w:w="80" w:type="dxa"/>
+            </w:tcMar>
           </w:tcPr>
           <w:p>
-            <w:r>
-              <w:rPr>
-                <w:sz w:val="17"/>
+            <w:pPr>
+              <w:spacing w:before="0" w:after="0"/>
+              <w:jc w:val="center"/>
+            </w:pPr>
+            <w:r>
+              <w:rPr>
+                <w:sz w:val="16"/>
               </w:rPr>
               <w:t>Plato cocinado</w:t>
             </w:r>
@@ -332,12 +515,29 @@
         <w:tc>
           <w:tcPr>
             <w:tcW w:type="dxa" w:w="2717"/>
-            <w:shd w:val="clear" w:color="auto" w:fill="FFFFFF"/>
+            <w:shd w:val="clear" w:color="auto" w:fill="EAEAEA"/>
+            <w:tcBorders>
+              <w:top w:val="single" w:sz="12" w:color="FFFFFF"/>
+              <w:left w:val="single" w:sz="12" w:color="FFFFFF"/>
+              <w:bottom w:val="single" w:sz="12" w:color="FFFFFF"/>
+              <w:right w:val="single" w:sz="12" w:color="FFFFFF"/>
+            </w:tcBorders>
+            <w:vAlign w:val="center"/>
+            <w:tcMar>
+              <w:top w:w="40" w:type="dxa"/>
+              <w:left w:w="120" w:type="dxa"/>
+              <w:bottom w:w="40" w:type="dxa"/>
+              <w:right w:w="80" w:type="dxa"/>
+            </w:tcMar>
           </w:tcPr>
           <w:p>
-            <w:r>
-              <w:rPr>
-                <w:sz w:val="17"/>
+            <w:pPr>
+              <w:spacing w:before="0" w:after="0"/>
+              <w:jc w:val="both"/>
+            </w:pPr>
+            <w:r>
+              <w:rPr>
+                <w:sz w:val="16"/>
               </w:rPr>
               <w:t>Instancia viva de una imagen. Tiene su propio sistema de archivos, red y proceso. Se crea desde la imagen</w:t>
             </w:r>
@@ -345,15 +545,35 @@
         </w:tc>
       </w:tr>
       <w:tr>
+        <w:trPr>
+          <w:trHeight w:val="283" w:hRule="atLeast"/>
+        </w:trPr>
         <w:tc>
           <w:tcPr>
             <w:tcW w:type="dxa" w:w="2717"/>
-            <w:shd w:val="clear" w:color="auto" w:fill="F8F8F8"/>
+            <w:shd w:val="clear" w:color="auto" w:fill="EAEAEA"/>
+            <w:tcBorders>
+              <w:top w:val="single" w:sz="12" w:color="FFFFFF"/>
+              <w:left w:val="single" w:sz="12" w:color="FFFFFF"/>
+              <w:bottom w:val="single" w:sz="12" w:color="FFFFFF"/>
+              <w:right w:val="single" w:sz="12" w:color="FFFFFF"/>
+            </w:tcBorders>
+            <w:vAlign w:val="center"/>
+            <w:tcMar>
+              <w:top w:w="40" w:type="dxa"/>
+              <w:left w:w="120" w:type="dxa"/>
+              <w:bottom w:w="40" w:type="dxa"/>
+              <w:right w:w="80" w:type="dxa"/>
+            </w:tcMar>
           </w:tcPr>
           <w:p>
-            <w:r>
-              <w:rPr>
-                <w:sz w:val="17"/>
+            <w:pPr>
+              <w:spacing w:before="0" w:after="0"/>
+              <w:jc w:val="center"/>
+            </w:pPr>
+            <w:r>
+              <w:rPr>
+                <w:sz w:val="16"/>
               </w:rPr>
               <w:t>Volumen</w:t>
             </w:r>
@@ -362,12 +582,29 @@
         <w:tc>
           <w:tcPr>
             <w:tcW w:type="dxa" w:w="2717"/>
-            <w:shd w:val="clear" w:color="auto" w:fill="F8F8F8"/>
+            <w:shd w:val="clear" w:color="auto" w:fill="EAEAEA"/>
+            <w:tcBorders>
+              <w:top w:val="single" w:sz="12" w:color="FFFFFF"/>
+              <w:left w:val="single" w:sz="12" w:color="FFFFFF"/>
+              <w:bottom w:val="single" w:sz="12" w:color="FFFFFF"/>
+              <w:right w:val="single" w:sz="12" w:color="FFFFFF"/>
+            </w:tcBorders>
+            <w:vAlign w:val="center"/>
+            <w:tcMar>
+              <w:top w:w="40" w:type="dxa"/>
+              <w:left w:w="120" w:type="dxa"/>
+              <w:bottom w:w="40" w:type="dxa"/>
+              <w:right w:w="80" w:type="dxa"/>
+            </w:tcMar>
           </w:tcPr>
           <w:p>
-            <w:r>
-              <w:rPr>
-                <w:sz w:val="17"/>
+            <w:pPr>
+              <w:spacing w:before="0" w:after="0"/>
+              <w:jc w:val="center"/>
+            </w:pPr>
+            <w:r>
+              <w:rPr>
+                <w:sz w:val="16"/>
               </w:rPr>
               <w:t>Nevera externa</w:t>
             </w:r>
@@ -376,12 +613,29 @@
         <w:tc>
           <w:tcPr>
             <w:tcW w:type="dxa" w:w="2717"/>
-            <w:shd w:val="clear" w:color="auto" w:fill="F8F8F8"/>
+            <w:shd w:val="clear" w:color="auto" w:fill="EAEAEA"/>
+            <w:tcBorders>
+              <w:top w:val="single" w:sz="12" w:color="FFFFFF"/>
+              <w:left w:val="single" w:sz="12" w:color="FFFFFF"/>
+              <w:bottom w:val="single" w:sz="12" w:color="FFFFFF"/>
+              <w:right w:val="single" w:sz="12" w:color="FFFFFF"/>
+            </w:tcBorders>
+            <w:vAlign w:val="center"/>
+            <w:tcMar>
+              <w:top w:w="40" w:type="dxa"/>
+              <w:left w:w="120" w:type="dxa"/>
+              <w:bottom w:w="40" w:type="dxa"/>
+              <w:right w:w="80" w:type="dxa"/>
+            </w:tcMar>
           </w:tcPr>
           <w:p>
-            <w:r>
-              <w:rPr>
-                <w:sz w:val="17"/>
+            <w:pPr>
+              <w:spacing w:before="0" w:after="0"/>
+              <w:jc w:val="both"/>
+            </w:pPr>
+            <w:r>
+              <w:rPr>
+                <w:sz w:val="16"/>
               </w:rPr>
               <w:t>Directorio del Jetson montado dentro del contenedor. Los datos persisten aunque borre el contenedor</w:t>
             </w:r>
@@ -407,7 +661,7 @@
         <w:tc>
           <w:tcPr>
             <w:tcW w:type="dxa" w:w="8152"/>
-            <w:shd w:val="clear" w:color="auto" w:fill="F2F2F2"/>
+            <w:shd w:val="clear" w:color="auto" w:fill="EAEAEA"/>
             <w:tcBorders>
               <w:left w:val="thick" w:sz="24" w:color="1A5A6A"/>
             </w:tcBorders>
@@ -616,7 +870,7 @@
         <w:tc>
           <w:tcPr>
             <w:tcW w:type="dxa" w:w="8152"/>
-            <w:shd w:val="clear" w:color="auto" w:fill="F2F2F2"/>
+            <w:shd w:val="clear" w:color="auto" w:fill="EAEAEA"/>
             <w:tcBorders>
               <w:left w:val="thick" w:sz="24" w:color="1A5A6A"/>
             </w:tcBorders>
@@ -654,6 +908,7 @@
             <w:r>
               <w:rPr>
                 <w:rFonts w:ascii="Courier New" w:hAnsi="Courier New"/>
+                <w:i/>
                 <w:color w:val="555555"/>
                 <w:sz w:val="16"/>
               </w:rPr>
@@ -670,6 +925,7 @@
             <w:r>
               <w:rPr>
                 <w:rFonts w:ascii="Courier New" w:hAnsi="Courier New"/>
+                <w:i/>
                 <w:color w:val="555555"/>
                 <w:sz w:val="16"/>
               </w:rPr>
@@ -686,6 +942,7 @@
             <w:r>
               <w:rPr>
                 <w:rFonts w:ascii="Courier New" w:hAnsi="Courier New"/>
+                <w:i/>
                 <w:color w:val="555555"/>
                 <w:sz w:val="16"/>
               </w:rPr>
@@ -702,6 +959,7 @@
             <w:r>
               <w:rPr>
                 <w:rFonts w:ascii="Courier New" w:hAnsi="Courier New"/>
+                <w:i/>
                 <w:color w:val="555555"/>
                 <w:sz w:val="16"/>
               </w:rPr>
@@ -721,10 +979,11 @@
         <w:pStyle w:val="Endure-Subhead"/>
         <w:keepNext/>
         <w:spacing w:before="160" w:after="60"/>
+        <w:outlineLvl w:val="2"/>
       </w:pPr>
       <w:r>
         <w:rPr>
-          <w:sz w:val="18"/>
+          <w:sz w:val="22"/>
         </w:rPr>
         <w:t>8.0.2 Ciclo de vida de un contenedor</w:t>
       </w:r>
@@ -742,7 +1001,7 @@
         <w:tc>
           <w:tcPr>
             <w:tcW w:type="dxa" w:w="8152"/>
-            <w:shd w:val="clear" w:color="auto" w:fill="F2F2F2"/>
+            <w:shd w:val="clear" w:color="auto" w:fill="EAEAEA"/>
             <w:tcBorders>
               <w:left w:val="thick" w:sz="24" w:color="1A5A6A"/>
             </w:tcBorders>
@@ -1104,10 +1363,11 @@
         <w:pStyle w:val="Endure-Subhead"/>
         <w:keepNext/>
         <w:spacing w:before="160" w:after="60"/>
+        <w:outlineLvl w:val="2"/>
       </w:pPr>
       <w:r>
         <w:rPr>
-          <w:sz w:val="18"/>
+          <w:sz w:val="22"/>
         </w:rPr>
         <w:t>8.0.3 Limpieza de recursos</w:t>
       </w:r>
@@ -1125,7 +1385,7 @@
         <w:tc>
           <w:tcPr>
             <w:tcW w:type="dxa" w:w="8152"/>
-            <w:shd w:val="clear" w:color="auto" w:fill="F2F2F2"/>
+            <w:shd w:val="clear" w:color="auto" w:fill="EAEAEA"/>
             <w:tcBorders>
               <w:left w:val="thick" w:sz="24" w:color="1A5A6A"/>
             </w:tcBorders>
@@ -1287,7 +1547,7 @@
         <w:tc>
           <w:tcPr>
             <w:tcW w:type="dxa" w:w="8152"/>
-            <w:shd w:val="clear" w:color="auto" w:fill="F2F2F2"/>
+            <w:shd w:val="clear" w:color="auto" w:fill="EAEAEA"/>
             <w:tcBorders>
               <w:left w:val="thick" w:sz="24" w:color="1A5A6A"/>
             </w:tcBorders>
@@ -1325,6 +1585,7 @@
             <w:r>
               <w:rPr>
                 <w:rFonts w:ascii="Courier New" w:hAnsi="Courier New"/>
+                <w:i/>
                 <w:color w:val="555555"/>
                 <w:sz w:val="16"/>
               </w:rPr>
@@ -1341,6 +1602,7 @@
             <w:r>
               <w:rPr>
                 <w:rFonts w:ascii="Courier New" w:hAnsi="Courier New"/>
+                <w:i/>
                 <w:color w:val="555555"/>
                 <w:sz w:val="16"/>
               </w:rPr>
@@ -1357,6 +1619,7 @@
             <w:r>
               <w:rPr>
                 <w:rFonts w:ascii="Courier New" w:hAnsi="Courier New"/>
+                <w:i/>
                 <w:color w:val="555555"/>
                 <w:sz w:val="16"/>
               </w:rPr>
@@ -1376,10 +1639,11 @@
         <w:pStyle w:val="Endure-Subhead"/>
         <w:keepNext/>
         <w:spacing w:before="160" w:after="60"/>
+        <w:outlineLvl w:val="2"/>
       </w:pPr>
       <w:r>
         <w:rPr>
-          <w:sz w:val="18"/>
+          <w:sz w:val="22"/>
         </w:rPr>
         <w:t>8.0.4 Directorios de almacenamiento</w:t>
       </w:r>
@@ -1387,18 +1651,25 @@
     <w:p>
       <w:pPr>
         <w:pStyle w:val="Endure-FirstParagraphBodyText"/>
+        <w:spacing w:before="100" w:after="100"/>
       </w:pPr>
       <w:r>
+        <w:rPr>
+          <w:sz w:val="20"/>
+        </w:rPr>
         <w:t xml:space="preserve">Por defecto, Docker almacena todo en </w:t>
       </w:r>
       <w:r>
         <w:rPr>
           <w:rFonts w:ascii="Courier New" w:hAnsi="Courier New"/>
-          <w:sz w:val="17"/>
+          <w:sz w:val="16"/>
         </w:rPr>
         <w:t>/var/lib/docker/</w:t>
       </w:r>
       <w:r>
+        <w:rPr>
+          <w:sz w:val="20"/>
+        </w:rPr>
         <w:t>. En el Jetson con NVMe, conviene moverlo o usar volumes nombrados:</w:t>
       </w:r>
     </w:p>
@@ -1415,7 +1686,7 @@
         <w:tc>
           <w:tcPr>
             <w:tcW w:type="dxa" w:w="8152"/>
-            <w:shd w:val="clear" w:color="auto" w:fill="F2F2F2"/>
+            <w:shd w:val="clear" w:color="auto" w:fill="EAEAEA"/>
             <w:tcBorders>
               <w:left w:val="thick" w:sz="24" w:color="1A5A6A"/>
             </w:tcBorders>
@@ -1626,7 +1897,7 @@
             <w:r>
               <w:rPr>
                 <w:rFonts w:ascii="Courier New" w:hAnsi="Courier New"/>
-                <w:sz w:val="17"/>
+                <w:sz w:val="16"/>
               </w:rPr>
               <w:t>~/.cache/huggingface/</w:t>
             </w:r>
@@ -1647,16 +1918,24 @@
         <w:pStyle w:val="Endure-Subhead"/>
         <w:keepNext/>
         <w:spacing w:before="240" w:after="60"/>
+        <w:outlineLvl w:val="1"/>
       </w:pPr>
       <w:r>
+        <w:rPr>
+          <w:sz w:val="24"/>
+        </w:rPr>
         <w:t>8.1 Instalar Docker Engine</w:t>
       </w:r>
     </w:p>
     <w:p>
       <w:pPr>
         <w:pStyle w:val="Endure-FirstParagraphBodyText"/>
+        <w:spacing w:before="100" w:after="100"/>
       </w:pPr>
       <w:r>
+        <w:rPr>
+          <w:sz w:val="20"/>
+        </w:rPr>
         <w:t>Ubuntu 24.04 en el Jetson viene sin Docker instalado. Se instala desde el repositorio oficial de Docker (no desde los paquetes de Ubuntu, que suelen estar desactualizados).</w:t>
       </w:r>
     </w:p>
@@ -1665,10 +1944,11 @@
         <w:pStyle w:val="Endure-Subhead"/>
         <w:keepNext/>
         <w:spacing w:before="160" w:after="60"/>
+        <w:outlineLvl w:val="2"/>
       </w:pPr>
       <w:r>
         <w:rPr>
-          <w:sz w:val="18"/>
+          <w:sz w:val="22"/>
         </w:rPr>
         <w:t>8.1.1 Instalación desde el Repositorio Oficial de Docker</w:t>
       </w:r>
@@ -1686,7 +1966,7 @@
         <w:tc>
           <w:tcPr>
             <w:tcW w:type="dxa" w:w="8152"/>
-            <w:shd w:val="clear" w:color="auto" w:fill="F2F2F2"/>
+            <w:shd w:val="clear" w:color="auto" w:fill="EAEAEA"/>
             <w:tcBorders>
               <w:left w:val="thick" w:sz="24" w:color="1A5A6A"/>
             </w:tcBorders>
@@ -1767,7 +2047,7 @@
         <w:tc>
           <w:tcPr>
             <w:tcW w:type="dxa" w:w="8152"/>
-            <w:shd w:val="clear" w:color="auto" w:fill="F2F2F2"/>
+            <w:shd w:val="clear" w:color="auto" w:fill="EAEAEA"/>
             <w:tcBorders>
               <w:left w:val="thick" w:sz="24" w:color="1A5A6A"/>
             </w:tcBorders>
@@ -1837,6 +2117,7 @@
             <w:r>
               <w:rPr>
                 <w:rFonts w:ascii="Courier New" w:hAnsi="Courier New"/>
+                <w:i/>
                 <w:color w:val="555555"/>
                 <w:sz w:val="16"/>
               </w:rPr>
@@ -1880,7 +2161,7 @@
         <w:tc>
           <w:tcPr>
             <w:tcW w:type="dxa" w:w="8152"/>
-            <w:shd w:val="clear" w:color="auto" w:fill="F2F2F2"/>
+            <w:shd w:val="clear" w:color="auto" w:fill="EAEAEA"/>
             <w:tcBorders>
               <w:left w:val="thick" w:sz="24" w:color="1A5A6A"/>
             </w:tcBorders>
@@ -1934,6 +2215,7 @@
             <w:r>
               <w:rPr>
                 <w:rFonts w:ascii="Courier New" w:hAnsi="Courier New"/>
+                <w:i/>
                 <w:color w:val="555555"/>
                 <w:sz w:val="16"/>
               </w:rPr>
@@ -1950,6 +2232,7 @@
             <w:r>
               <w:rPr>
                 <w:rFonts w:ascii="Courier New" w:hAnsi="Courier New"/>
+                <w:i/>
                 <w:color w:val="555555"/>
                 <w:sz w:val="16"/>
               </w:rPr>
@@ -1982,6 +2265,7 @@
             <w:r>
               <w:rPr>
                 <w:rFonts w:ascii="Courier New" w:hAnsi="Courier New"/>
+                <w:i/>
                 <w:color w:val="555555"/>
                 <w:sz w:val="16"/>
               </w:rPr>
@@ -2073,7 +2357,7 @@
         <w:tc>
           <w:tcPr>
             <w:tcW w:type="dxa" w:w="8152"/>
-            <w:shd w:val="clear" w:color="auto" w:fill="F2F2F2"/>
+            <w:shd w:val="clear" w:color="auto" w:fill="EAEAEA"/>
             <w:tcBorders>
               <w:left w:val="thick" w:sz="24" w:color="1A5A6A"/>
             </w:tcBorders>
@@ -2138,7 +2422,7 @@
         <w:tc>
           <w:tcPr>
             <w:tcW w:type="dxa" w:w="8152"/>
-            <w:shd w:val="clear" w:color="auto" w:fill="F2F2F2"/>
+            <w:shd w:val="clear" w:color="auto" w:fill="EAEAEA"/>
             <w:tcBorders>
               <w:left w:val="thick" w:sz="24" w:color="1A5A6A"/>
             </w:tcBorders>
@@ -2176,6 +2460,7 @@
             <w:r>
               <w:rPr>
                 <w:rFonts w:ascii="Courier New" w:hAnsi="Courier New"/>
+                <w:i/>
                 <w:color w:val="555555"/>
                 <w:sz w:val="16"/>
               </w:rPr>
@@ -2192,6 +2477,7 @@
             <w:r>
               <w:rPr>
                 <w:rFonts w:ascii="Courier New" w:hAnsi="Courier New"/>
+                <w:i/>
                 <w:color w:val="555555"/>
                 <w:sz w:val="16"/>
               </w:rPr>
@@ -2223,6 +2509,7 @@
             <w:r>
               <w:rPr>
                 <w:rFonts w:ascii="Courier New" w:hAnsi="Courier New"/>
+                <w:i/>
                 <w:color w:val="555555"/>
                 <w:sz w:val="16"/>
               </w:rPr>
@@ -2239,6 +2526,7 @@
             <w:r>
               <w:rPr>
                 <w:rFonts w:ascii="Courier New" w:hAnsi="Courier New"/>
+                <w:i/>
                 <w:color w:val="555555"/>
                 <w:sz w:val="16"/>
               </w:rPr>
@@ -2258,10 +2546,11 @@
         <w:pStyle w:val="Endure-Subhead"/>
         <w:keepNext/>
         <w:spacing w:before="160" w:after="60"/>
+        <w:outlineLvl w:val="2"/>
       </w:pPr>
       <w:r>
         <w:rPr>
-          <w:sz w:val="18"/>
+          <w:sz w:val="22"/>
         </w:rPr>
         <w:t>8.1.2 Usar Docker sin sudo</w:t>
       </w:r>
@@ -2269,28 +2558,38 @@
     <w:p>
       <w:pPr>
         <w:pStyle w:val="Endure-FirstParagraphBodyText"/>
+        <w:spacing w:before="100" w:after="100"/>
       </w:pPr>
       <w:r>
+        <w:rPr>
+          <w:sz w:val="20"/>
+        </w:rPr>
         <w:t xml:space="preserve">Por defecto, Docker requiere </w:t>
       </w:r>
       <w:r>
         <w:rPr>
           <w:rFonts w:ascii="Courier New" w:hAnsi="Courier New"/>
-          <w:sz w:val="17"/>
+          <w:sz w:val="16"/>
         </w:rPr>
         <w:t>sudo</w:t>
       </w:r>
       <w:r>
+        <w:rPr>
+          <w:sz w:val="20"/>
+        </w:rPr>
         <w:t xml:space="preserve">. Agréguese al grupo </w:t>
       </w:r>
       <w:r>
         <w:rPr>
           <w:rFonts w:ascii="Courier New" w:hAnsi="Courier New"/>
-          <w:sz w:val="17"/>
+          <w:sz w:val="16"/>
         </w:rPr>
         <w:t>docker</w:t>
       </w:r>
       <w:r>
+        <w:rPr>
+          <w:sz w:val="20"/>
+        </w:rPr>
         <w:t xml:space="preserve"> para evitarlo:</w:t>
       </w:r>
     </w:p>
@@ -2307,7 +2606,7 @@
         <w:tc>
           <w:tcPr>
             <w:tcW w:type="dxa" w:w="8152"/>
-            <w:shd w:val="clear" w:color="auto" w:fill="F2F2F2"/>
+            <w:shd w:val="clear" w:color="auto" w:fill="EAEAEA"/>
             <w:tcBorders>
               <w:left w:val="thick" w:sz="24" w:color="1A5A6A"/>
             </w:tcBorders>
@@ -2393,6 +2692,7 @@
             <w:r>
               <w:rPr>
                 <w:rFonts w:ascii="Courier New" w:hAnsi="Courier New"/>
+                <w:i/>
                 <w:color w:val="555555"/>
                 <w:sz w:val="16"/>
               </w:rPr>
@@ -2468,7 +2768,7 @@
         <w:tc>
           <w:tcPr>
             <w:tcW w:type="dxa" w:w="8152"/>
-            <w:shd w:val="clear" w:color="auto" w:fill="F2F2F2"/>
+            <w:shd w:val="clear" w:color="auto" w:fill="EAEAEA"/>
             <w:tcBorders>
               <w:left w:val="thick" w:sz="24" w:color="1A5A6A"/>
             </w:tcBorders>
@@ -2506,6 +2806,7 @@
             <w:r>
               <w:rPr>
                 <w:rFonts w:ascii="Courier New" w:hAnsi="Courier New"/>
+                <w:i/>
                 <w:color w:val="555555"/>
                 <w:sz w:val="16"/>
               </w:rPr>
@@ -2566,7 +2867,7 @@
             <w:r>
               <w:rPr>
                 <w:rFonts w:ascii="Courier New" w:hAnsi="Courier New"/>
-                <w:sz w:val="17"/>
+                <w:sz w:val="16"/>
               </w:rPr>
               <w:t>docker</w:t>
             </w:r>
@@ -2587,10 +2888,11 @@
         <w:pStyle w:val="Endure-Subhead"/>
         <w:keepNext/>
         <w:spacing w:before="160" w:after="60"/>
+        <w:outlineLvl w:val="2"/>
       </w:pPr>
       <w:r>
         <w:rPr>
-          <w:sz w:val="18"/>
+          <w:sz w:val="22"/>
         </w:rPr>
         <w:t>8.1.3 Configurar Docker para el Arranque Limpio</w:t>
       </w:r>
@@ -2598,8 +2900,12 @@
     <w:p>
       <w:pPr>
         <w:pStyle w:val="Endure-FirstParagraphBodyText"/>
+        <w:spacing w:before="100" w:after="100"/>
       </w:pPr>
       <w:r>
+        <w:rPr>
+          <w:sz w:val="20"/>
+        </w:rPr>
         <w:t>Siguiendo la arquitectura de arranque limpio (Capítulo 15 §15.0), Docker no debe iniciarse automáticamente en cada reboot:</w:t>
       </w:r>
     </w:p>
@@ -2616,7 +2922,7 @@
         <w:tc>
           <w:tcPr>
             <w:tcW w:type="dxa" w:w="8152"/>
-            <w:shd w:val="clear" w:color="auto" w:fill="F2F2F2"/>
+            <w:shd w:val="clear" w:color="auto" w:fill="EAEAEA"/>
             <w:tcBorders>
               <w:left w:val="thick" w:sz="24" w:color="1A5A6A"/>
             </w:tcBorders>
@@ -2745,7 +3051,7 @@
         <w:tc>
           <w:tcPr>
             <w:tcW w:type="dxa" w:w="8152"/>
-            <w:shd w:val="clear" w:color="auto" w:fill="F2F2F2"/>
+            <w:shd w:val="clear" w:color="auto" w:fill="EAEAEA"/>
             <w:tcBorders>
               <w:left w:val="thick" w:sz="24" w:color="1A5A6A"/>
             </w:tcBorders>
@@ -2783,6 +3089,7 @@
             <w:r>
               <w:rPr>
                 <w:rFonts w:ascii="Courier New" w:hAnsi="Courier New"/>
+                <w:i/>
                 <w:color w:val="555555"/>
                 <w:sz w:val="16"/>
               </w:rPr>
@@ -2843,7 +3150,7 @@
             <w:r>
               <w:rPr>
                 <w:rFonts w:ascii="Courier New" w:hAnsi="Courier New"/>
-                <w:sz w:val="17"/>
+                <w:sz w:val="16"/>
               </w:rPr>
               <w:t>start-qwen35</w:t>
             </w:r>
@@ -2853,7 +3160,7 @@
             <w:r>
               <w:rPr>
                 <w:rFonts w:ascii="Courier New" w:hAnsi="Courier New"/>
-                <w:sz w:val="17"/>
+                <w:sz w:val="16"/>
               </w:rPr>
               <w:t>start-nemotron</w:t>
             </w:r>
@@ -2863,7 +3170,7 @@
             <w:r>
               <w:rPr>
                 <w:rFonts w:ascii="Courier New" w:hAnsi="Courier New"/>
-                <w:sz w:val="17"/>
+                <w:sz w:val="16"/>
               </w:rPr>
               <w:t>sudo systemctl start docker</w:t>
             </w:r>
@@ -2873,7 +3180,7 @@
             <w:r>
               <w:rPr>
                 <w:rFonts w:ascii="Courier New" w:hAnsi="Courier New"/>
-                <w:sz w:val="17"/>
+                <w:sz w:val="16"/>
               </w:rPr>
               <w:t>sudo systemctl start docker</w:t>
             </w:r>
@@ -2894,16 +3201,24 @@
         <w:pStyle w:val="Endure-Subhead"/>
         <w:keepNext/>
         <w:spacing w:before="240" w:after="60"/>
+        <w:outlineLvl w:val="1"/>
       </w:pPr>
       <w:r>
+        <w:rPr>
+          <w:sz w:val="24"/>
+        </w:rPr>
         <w:t>8.2 Instalar NVIDIA Container Toolkit</w:t>
       </w:r>
     </w:p>
     <w:p>
       <w:pPr>
         <w:pStyle w:val="Endure-FirstParagraphBodyText"/>
+        <w:spacing w:before="100" w:after="100"/>
       </w:pPr>
       <w:r>
+        <w:rPr>
+          <w:sz w:val="20"/>
+        </w:rPr>
         <w:t>El NVIDIA Container Toolkit (NCT) le permite a Docker pasar el GPU del Jetson a los contenedores. Sin él, cualquier imagen que use CUDA fallará.</w:t>
       </w:r>
     </w:p>
@@ -2912,10 +3227,11 @@
         <w:pStyle w:val="Endure-Subhead"/>
         <w:keepNext/>
         <w:spacing w:before="160" w:after="60"/>
+        <w:outlineLvl w:val="2"/>
       </w:pPr>
       <w:r>
         <w:rPr>
-          <w:sz w:val="18"/>
+          <w:sz w:val="22"/>
         </w:rPr>
         <w:t>8.2.1 Instalación del NVIDIA Container Toolkit</w:t>
       </w:r>
@@ -2933,7 +3249,7 @@
         <w:tc>
           <w:tcPr>
             <w:tcW w:type="dxa" w:w="8152"/>
-            <w:shd w:val="clear" w:color="auto" w:fill="F2F2F2"/>
+            <w:shd w:val="clear" w:color="auto" w:fill="EAEAEA"/>
             <w:tcBorders>
               <w:left w:val="thick" w:sz="24" w:color="1A5A6A"/>
             </w:tcBorders>
@@ -2987,6 +3303,7 @@
             <w:r>
               <w:rPr>
                 <w:rFonts w:ascii="Courier New" w:hAnsi="Courier New"/>
+                <w:i/>
                 <w:color w:val="555555"/>
                 <w:sz w:val="16"/>
               </w:rPr>
@@ -3034,6 +3351,7 @@
             <w:r>
               <w:rPr>
                 <w:rFonts w:ascii="Courier New" w:hAnsi="Courier New"/>
+                <w:i/>
                 <w:color w:val="555555"/>
                 <w:sz w:val="16"/>
               </w:rPr>
@@ -3050,6 +3368,7 @@
             <w:r>
               <w:rPr>
                 <w:rFonts w:ascii="Courier New" w:hAnsi="Courier New"/>
+                <w:i/>
                 <w:color w:val="555555"/>
                 <w:sz w:val="16"/>
               </w:rPr>
@@ -3141,7 +3460,7 @@
         <w:tc>
           <w:tcPr>
             <w:tcW w:type="dxa" w:w="8152"/>
-            <w:shd w:val="clear" w:color="auto" w:fill="F2F2F2"/>
+            <w:shd w:val="clear" w:color="auto" w:fill="EAEAEA"/>
             <w:tcBorders>
               <w:left w:val="thick" w:sz="24" w:color="1A5A6A"/>
             </w:tcBorders>
@@ -3206,7 +3525,7 @@
         <w:tc>
           <w:tcPr>
             <w:tcW w:type="dxa" w:w="8152"/>
-            <w:shd w:val="clear" w:color="auto" w:fill="F2F2F2"/>
+            <w:shd w:val="clear" w:color="auto" w:fill="EAEAEA"/>
             <w:tcBorders>
               <w:left w:val="thick" w:sz="24" w:color="1A5A6A"/>
             </w:tcBorders>
@@ -3244,6 +3563,7 @@
             <w:r>
               <w:rPr>
                 <w:rFonts w:ascii="Courier New" w:hAnsi="Courier New"/>
+                <w:i/>
                 <w:color w:val="555555"/>
                 <w:sz w:val="16"/>
               </w:rPr>
@@ -3260,6 +3580,7 @@
             <w:r>
               <w:rPr>
                 <w:rFonts w:ascii="Courier New" w:hAnsi="Courier New"/>
+                <w:i/>
                 <w:color w:val="555555"/>
                 <w:sz w:val="16"/>
               </w:rPr>
@@ -3276,6 +3597,7 @@
             <w:r>
               <w:rPr>
                 <w:rFonts w:ascii="Courier New" w:hAnsi="Courier New"/>
+                <w:i/>
                 <w:color w:val="555555"/>
                 <w:sz w:val="16"/>
               </w:rPr>
@@ -3303,7 +3625,7 @@
         <w:tc>
           <w:tcPr>
             <w:tcW w:type="dxa" w:w="8152"/>
-            <w:shd w:val="clear" w:color="auto" w:fill="F2F2F2"/>
+            <w:shd w:val="clear" w:color="auto" w:fill="EAEAEA"/>
             <w:tcBorders>
               <w:left w:val="thick" w:sz="24" w:color="1A5A6A"/>
             </w:tcBorders>
@@ -3360,10 +3682,11 @@
         <w:pStyle w:val="Endure-Subhead"/>
         <w:keepNext/>
         <w:spacing w:before="160" w:after="60"/>
+        <w:outlineLvl w:val="2"/>
       </w:pPr>
       <w:r>
         <w:rPr>
-          <w:sz w:val="18"/>
+          <w:sz w:val="22"/>
         </w:rPr>
         <w:t>8.2.2 Verificar el NVIDIA Container Toolkit</w:t>
       </w:r>
@@ -3381,7 +3704,7 @@
         <w:tc>
           <w:tcPr>
             <w:tcW w:type="dxa" w:w="8152"/>
-            <w:shd w:val="clear" w:color="auto" w:fill="F2F2F2"/>
+            <w:shd w:val="clear" w:color="auto" w:fill="EAEAEA"/>
             <w:tcBorders>
               <w:left w:val="thick" w:sz="24" w:color="1A5A6A"/>
             </w:tcBorders>
@@ -3452,6 +3775,7 @@
             <w:r>
               <w:rPr>
                 <w:rFonts w:ascii="Courier New" w:hAnsi="Courier New"/>
+                <w:i/>
                 <w:color w:val="555555"/>
                 <w:sz w:val="16"/>
               </w:rPr>
@@ -3495,7 +3819,7 @@
         <w:tc>
           <w:tcPr>
             <w:tcW w:type="dxa" w:w="8152"/>
-            <w:shd w:val="clear" w:color="auto" w:fill="F2F2F2"/>
+            <w:shd w:val="clear" w:color="auto" w:fill="EAEAEA"/>
             <w:tcBorders>
               <w:left w:val="thick" w:sz="24" w:color="1A5A6A"/>
             </w:tcBorders>
@@ -3533,6 +3857,7 @@
             <w:r>
               <w:rPr>
                 <w:rFonts w:ascii="Courier New" w:hAnsi="Courier New"/>
+                <w:i/>
                 <w:color w:val="555555"/>
                 <w:sz w:val="16"/>
               </w:rPr>
@@ -3549,6 +3874,7 @@
             <w:r>
               <w:rPr>
                 <w:rFonts w:ascii="Courier New" w:hAnsi="Courier New"/>
+                <w:i/>
                 <w:color w:val="555555"/>
                 <w:sz w:val="16"/>
               </w:rPr>
@@ -3576,7 +3902,7 @@
         <w:tc>
           <w:tcPr>
             <w:tcW w:type="dxa" w:w="8152"/>
-            <w:shd w:val="clear" w:color="auto" w:fill="F2F2F2"/>
+            <w:shd w:val="clear" w:color="auto" w:fill="EAEAEA"/>
             <w:tcBorders>
               <w:left w:val="thick" w:sz="24" w:color="1A5A6A"/>
             </w:tcBorders>
@@ -3630,6 +3956,7 @@
             <w:r>
               <w:rPr>
                 <w:rFonts w:ascii="Courier New" w:hAnsi="Courier New"/>
+                <w:i/>
                 <w:color w:val="555555"/>
                 <w:sz w:val="16"/>
               </w:rPr>
@@ -3646,6 +3973,7 @@
             <w:r>
               <w:rPr>
                 <w:rFonts w:ascii="Courier New" w:hAnsi="Courier New"/>
+                <w:i/>
                 <w:color w:val="555555"/>
                 <w:sz w:val="16"/>
               </w:rPr>
@@ -3689,7 +4017,7 @@
         <w:tc>
           <w:tcPr>
             <w:tcW w:type="dxa" w:w="8152"/>
-            <w:shd w:val="clear" w:color="auto" w:fill="F2F2F2"/>
+            <w:shd w:val="clear" w:color="auto" w:fill="EAEAEA"/>
             <w:tcBorders>
               <w:left w:val="thick" w:sz="24" w:color="1A5A6A"/>
             </w:tcBorders>
@@ -3743,6 +4071,7 @@
             <w:r>
               <w:rPr>
                 <w:rFonts w:ascii="Courier New" w:hAnsi="Courier New"/>
+                <w:i/>
                 <w:color w:val="555555"/>
                 <w:sz w:val="16"/>
               </w:rPr>
@@ -3759,6 +4088,7 @@
             <w:r>
               <w:rPr>
                 <w:rFonts w:ascii="Courier New" w:hAnsi="Courier New"/>
+                <w:i/>
                 <w:color w:val="555555"/>
                 <w:sz w:val="16"/>
               </w:rPr>
@@ -3775,6 +4105,7 @@
             <w:r>
               <w:rPr>
                 <w:rFonts w:ascii="Courier New" w:hAnsi="Courier New"/>
+                <w:i/>
                 <w:color w:val="555555"/>
                 <w:sz w:val="16"/>
               </w:rPr>
@@ -3791,6 +4122,7 @@
             <w:r>
               <w:rPr>
                 <w:rFonts w:ascii="Courier New" w:hAnsi="Courier New"/>
+                <w:i/>
                 <w:color w:val="555555"/>
                 <w:sz w:val="16"/>
               </w:rPr>
@@ -3851,7 +4183,7 @@
             <w:r>
               <w:rPr>
                 <w:rFonts w:ascii="Courier New" w:hAnsi="Courier New"/>
-                <w:sz w:val="17"/>
+                <w:sz w:val="16"/>
               </w:rPr>
               <w:t>--runtime nvidia</w:t>
             </w:r>
@@ -3861,7 +4193,7 @@
             <w:r>
               <w:rPr>
                 <w:rFonts w:ascii="Courier New" w:hAnsi="Courier New"/>
-                <w:sz w:val="17"/>
+                <w:sz w:val="16"/>
               </w:rPr>
               <w:t>--runtime=nvidia</w:t>
             </w:r>
@@ -3871,7 +4203,7 @@
             <w:r>
               <w:rPr>
                 <w:rFonts w:ascii="Courier New" w:hAnsi="Courier New"/>
-                <w:sz w:val="17"/>
+                <w:sz w:val="16"/>
               </w:rPr>
               <w:t>--gpus all</w:t>
             </w:r>
@@ -3881,7 +4213,7 @@
             <w:r>
               <w:rPr>
                 <w:rFonts w:ascii="Courier New" w:hAnsi="Courier New"/>
-                <w:sz w:val="17"/>
+                <w:sz w:val="16"/>
               </w:rPr>
               <w:t>--gpus all</w:t>
             </w:r>
@@ -3902,8 +4234,12 @@
         <w:pStyle w:val="Endure-Subhead"/>
         <w:keepNext/>
         <w:spacing w:before="240" w:after="60"/>
+        <w:outlineLvl w:val="1"/>
       </w:pPr>
       <w:r>
+        <w:rPr>
+          <w:sz w:val="24"/>
+        </w:rPr>
         <w:t>8.3 Arquitectura de GPU en Contenedores Jetson</w:t>
       </w:r>
     </w:p>
@@ -3914,7 +4250,7 @@
       <w:r>
         <w:drawing>
           <wp:inline xmlns:a="http://schemas.openxmlformats.org/drawingml/2006/main" xmlns:pic="http://schemas.openxmlformats.org/drawingml/2006/picture">
-            <wp:extent cx="5029200" cy="2990806"/>
+            <wp:extent cx="5029200" cy="3391516"/>
             <wp:docPr id="1" name="Picture 1"/>
             <wp:cNvGraphicFramePr>
               <a:graphicFrameLocks noChangeAspect="1"/>
@@ -3935,7 +4271,7 @@
                   <pic:spPr>
                     <a:xfrm>
                       <a:off x="0" y="0"/>
-                      <a:ext cx="5029200" cy="2990806"/>
+                      <a:ext cx="5029200" cy="3391516"/>
                     </a:xfrm>
                     <a:prstGeom prst="rect"/>
                   </pic:spPr>
@@ -3955,6 +4291,7 @@
       <w:r>
         <w:rPr>
           <w:i/>
+          <w:sz w:val="16"/>
         </w:rPr>
         <w:t>Arquitectura de GPU en Contenedores Jetson</w:t>
       </w:r>
@@ -3962,8 +4299,12 @@
     <w:p>
       <w:pPr>
         <w:pStyle w:val="Endure-ChapterBodyText"/>
+        <w:spacing w:before="100" w:after="100"/>
       </w:pPr>
       <w:r>
+        <w:rPr>
+          <w:sz w:val="20"/>
+        </w:rPr>
         <w:t>Entender cómo Docker accede al GPU del Jetson evita errores comunes:</w:t>
       </w:r>
     </w:p>
@@ -3980,7 +4321,7 @@
         <w:tc>
           <w:tcPr>
             <w:tcW w:type="dxa" w:w="8152"/>
-            <w:shd w:val="clear" w:color="auto" w:fill="F2F2F2"/>
+            <w:shd w:val="clear" w:color="auto" w:fill="EAEAEA"/>
             <w:tcBorders>
               <w:left w:val="thick" w:sz="24" w:color="1A5A6A"/>
             </w:tcBorders>
@@ -4001,6 +4342,7 @@
             <w:r>
               <w:rPr>
                 <w:rFonts w:ascii="Courier New" w:hAnsi="Courier New"/>
+                <w:i/>
                 <w:color w:val="555555"/>
                 <w:sz w:val="16"/>
               </w:rPr>
@@ -4017,6 +4359,7 @@
             <w:r>
               <w:rPr>
                 <w:rFonts w:ascii="Courier New" w:hAnsi="Courier New"/>
+                <w:i/>
                 <w:color w:val="555555"/>
                 <w:sz w:val="16"/>
               </w:rPr>
@@ -4033,6 +4376,7 @@
             <w:r>
               <w:rPr>
                 <w:rFonts w:ascii="Courier New" w:hAnsi="Courier New"/>
+                <w:i/>
                 <w:color w:val="555555"/>
                 <w:sz w:val="16"/>
               </w:rPr>
@@ -4049,6 +4393,7 @@
             <w:r>
               <w:rPr>
                 <w:rFonts w:ascii="Courier New" w:hAnsi="Courier New"/>
+                <w:i/>
                 <w:color w:val="555555"/>
                 <w:sz w:val="16"/>
               </w:rPr>
@@ -4065,6 +4410,7 @@
             <w:r>
               <w:rPr>
                 <w:rFonts w:ascii="Courier New" w:hAnsi="Courier New"/>
+                <w:i/>
                 <w:color w:val="555555"/>
                 <w:sz w:val="16"/>
               </w:rPr>
@@ -4081,6 +4427,7 @@
             <w:r>
               <w:rPr>
                 <w:rFonts w:ascii="Courier New" w:hAnsi="Courier New"/>
+                <w:i/>
                 <w:color w:val="555555"/>
                 <w:sz w:val="16"/>
               </w:rPr>
@@ -4097,6 +4444,7 @@
             <w:r>
               <w:rPr>
                 <w:rFonts w:ascii="Courier New" w:hAnsi="Courier New"/>
+                <w:i/>
                 <w:color w:val="555555"/>
                 <w:sz w:val="16"/>
               </w:rPr>
@@ -4113,6 +4461,7 @@
             <w:r>
               <w:rPr>
                 <w:rFonts w:ascii="Courier New" w:hAnsi="Courier New"/>
+                <w:i/>
                 <w:color w:val="555555"/>
                 <w:sz w:val="16"/>
               </w:rPr>
@@ -4129,6 +4478,7 @@
             <w:r>
               <w:rPr>
                 <w:rFonts w:ascii="Courier New" w:hAnsi="Courier New"/>
+                <w:i/>
                 <w:color w:val="555555"/>
                 <w:sz w:val="16"/>
               </w:rPr>
@@ -4145,6 +4495,7 @@
             <w:r>
               <w:rPr>
                 <w:rFonts w:ascii="Courier New" w:hAnsi="Courier New"/>
+                <w:i/>
                 <w:color w:val="555555"/>
                 <w:sz w:val="16"/>
               </w:rPr>
@@ -4161,6 +4512,7 @@
             <w:r>
               <w:rPr>
                 <w:rFonts w:ascii="Courier New" w:hAnsi="Courier New"/>
+                <w:i/>
                 <w:color w:val="555555"/>
                 <w:sz w:val="16"/>
               </w:rPr>
@@ -4177,6 +4529,7 @@
             <w:r>
               <w:rPr>
                 <w:rFonts w:ascii="Courier New" w:hAnsi="Courier New"/>
+                <w:i/>
                 <w:color w:val="555555"/>
                 <w:sz w:val="16"/>
               </w:rPr>
@@ -4193,6 +4546,7 @@
             <w:r>
               <w:rPr>
                 <w:rFonts w:ascii="Courier New" w:hAnsi="Courier New"/>
+                <w:i/>
                 <w:color w:val="555555"/>
                 <w:sz w:val="16"/>
               </w:rPr>
@@ -4209,6 +4563,7 @@
             <w:r>
               <w:rPr>
                 <w:rFonts w:ascii="Courier New" w:hAnsi="Courier New"/>
+                <w:i/>
                 <w:color w:val="555555"/>
                 <w:sz w:val="16"/>
               </w:rPr>
@@ -4225,6 +4580,7 @@
             <w:r>
               <w:rPr>
                 <w:rFonts w:ascii="Courier New" w:hAnsi="Courier New"/>
+                <w:i/>
                 <w:color w:val="555555"/>
                 <w:sz w:val="16"/>
               </w:rPr>
@@ -4241,6 +4597,7 @@
             <w:r>
               <w:rPr>
                 <w:rFonts w:ascii="Courier New" w:hAnsi="Courier New"/>
+                <w:i/>
                 <w:color w:val="555555"/>
                 <w:sz w:val="16"/>
               </w:rPr>
@@ -4257,6 +4614,7 @@
             <w:r>
               <w:rPr>
                 <w:rFonts w:ascii="Courier New" w:hAnsi="Courier New"/>
+                <w:i/>
                 <w:color w:val="555555"/>
                 <w:sz w:val="16"/>
               </w:rPr>
@@ -4273,6 +4631,7 @@
             <w:r>
               <w:rPr>
                 <w:rFonts w:ascii="Courier New" w:hAnsi="Courier New"/>
+                <w:i/>
                 <w:color w:val="555555"/>
                 <w:sz w:val="16"/>
               </w:rPr>
@@ -4289,6 +4648,7 @@
             <w:r>
               <w:rPr>
                 <w:rFonts w:ascii="Courier New" w:hAnsi="Courier New"/>
+                <w:i/>
                 <w:color w:val="555555"/>
                 <w:sz w:val="16"/>
               </w:rPr>
@@ -4305,6 +4665,7 @@
             <w:r>
               <w:rPr>
                 <w:rFonts w:ascii="Courier New" w:hAnsi="Courier New"/>
+                <w:i/>
                 <w:color w:val="555555"/>
                 <w:sz w:val="16"/>
               </w:rPr>
@@ -4321,6 +4682,7 @@
             <w:r>
               <w:rPr>
                 <w:rFonts w:ascii="Courier New" w:hAnsi="Courier New"/>
+                <w:i/>
                 <w:color w:val="555555"/>
                 <w:sz w:val="16"/>
               </w:rPr>
@@ -4338,93 +4700,110 @@
     <w:p>
       <w:pPr>
         <w:pStyle w:val="Endure-ChapterBodyText"/>
+        <w:spacing w:before="100" w:after="100"/>
       </w:pPr>
       <w:r>
         <w:rPr>
           <w:b/>
+          <w:sz w:val="20"/>
         </w:rPr>
         <w:t>Por qué no hay `nvidia-smi` en el Jetson:</w:t>
       </w:r>
       <w:r>
+        <w:rPr>
+          <w:sz w:val="20"/>
+        </w:rPr>
         <w:t xml:space="preserve"> En GPUs discretas (PC/servidor), </w:t>
       </w:r>
       <w:r>
         <w:rPr>
           <w:rFonts w:ascii="Courier New" w:hAnsi="Courier New"/>
-          <w:sz w:val="17"/>
+          <w:sz w:val="16"/>
         </w:rPr>
         <w:t>nvidia-smi</w:t>
       </w:r>
       <w:r>
+        <w:rPr>
+          <w:sz w:val="20"/>
+        </w:rPr>
         <w:t xml:space="preserve"> muestra estadísticas del GPU incluyendo VRAM. En el Jetson, la memoria es unificada (CPU y GPU comparten la misma RAM física) y no existe una interfaz SMI de la misma forma. En su lugar, use:</w:t>
       </w:r>
     </w:p>
     <w:p>
       <w:pPr>
         <w:pStyle w:val="Endure-ChapterBodyText"/>
-        <w:spacing w:before="20" w:after="20"/>
+        <w:spacing w:before="40" w:after="40"/>
         <w:ind w:left="360" w:hanging="216"/>
       </w:pPr>
       <w:r>
         <w:rPr>
-          <w:sz w:val="18"/>
+          <w:sz w:val="20"/>
         </w:rPr>
         <w:t xml:space="preserve">• </w:t>
       </w:r>
       <w:r>
         <w:rPr>
           <w:rFonts w:ascii="Courier New" w:hAnsi="Courier New"/>
-          <w:sz w:val="17"/>
+          <w:sz w:val="16"/>
         </w:rPr>
         <w:t>jtop</w:t>
       </w:r>
       <w:r>
+        <w:rPr>
+          <w:sz w:val="20"/>
+        </w:rPr>
         <w:t xml:space="preserve"> — monitor integrado de Jetson (RAM total + GPU + temperatura)</w:t>
       </w:r>
     </w:p>
     <w:p>
       <w:pPr>
         <w:pStyle w:val="Endure-ChapterBodyText"/>
-        <w:spacing w:before="20" w:after="20"/>
+        <w:spacing w:before="40" w:after="40"/>
         <w:ind w:left="360" w:hanging="216"/>
       </w:pPr>
       <w:r>
         <w:rPr>
-          <w:sz w:val="18"/>
+          <w:sz w:val="20"/>
         </w:rPr>
         <w:t xml:space="preserve">• </w:t>
       </w:r>
       <w:r>
         <w:rPr>
           <w:rFonts w:ascii="Courier New" w:hAnsi="Courier New"/>
-          <w:sz w:val="17"/>
+          <w:sz w:val="16"/>
         </w:rPr>
         <w:t>tegrastats</w:t>
       </w:r>
       <w:r>
+        <w:rPr>
+          <w:sz w:val="20"/>
+        </w:rPr>
         <w:t xml:space="preserve"> — estadísticas en terminal</w:t>
       </w:r>
     </w:p>
     <w:p>
       <w:pPr>
         <w:pStyle w:val="Endure-ChapterBodyText"/>
-        <w:spacing w:before="20" w:after="20"/>
+        <w:spacing w:before="40" w:after="40"/>
         <w:ind w:left="360" w:hanging="216"/>
       </w:pPr>
       <w:r>
         <w:rPr>
-          <w:sz w:val="18"/>
+          <w:sz w:val="20"/>
         </w:rPr>
         <w:t xml:space="preserve">• </w:t>
       </w:r>
       <w:r>
         <w:rPr>
           <w:rFonts w:ascii="Courier New" w:hAnsi="Courier New"/>
-          <w:sz w:val="17"/>
+          <w:sz w:val="16"/>
         </w:rPr>
         <w:t>nvcc --version</w:t>
       </w:r>
       <w:r>
+        <w:rPr>
+          <w:sz w:val="20"/>
+        </w:rPr>
         <w:t xml:space="preserve"> dentro de contenedores — confirma que CUDA está disponible</w:t>
       </w:r>
     </w:p>
@@ -4438,8 +4817,12 @@
         <w:pStyle w:val="Endure-Subhead"/>
         <w:keepNext/>
         <w:spacing w:before="240" w:after="60"/>
+        <w:outlineLvl w:val="1"/>
       </w:pPr>
       <w:r>
+        <w:rPr>
+          <w:sz w:val="24"/>
+        </w:rPr>
         <w:t>8.4 Comandos Esenciales de Docker para el Jetson</w:t>
       </w:r>
     </w:p>
@@ -4448,10 +4831,11 @@
         <w:pStyle w:val="Endure-Subhead"/>
         <w:keepNext/>
         <w:spacing w:before="160" w:after="60"/>
+        <w:outlineLvl w:val="2"/>
       </w:pPr>
       <w:r>
         <w:rPr>
-          <w:sz w:val="18"/>
+          <w:sz w:val="22"/>
         </w:rPr>
         <w:t>8.4.1 Gestión de Imágenes</w:t>
       </w:r>
@@ -4469,7 +4853,7 @@
         <w:tc>
           <w:tcPr>
             <w:tcW w:type="dxa" w:w="8152"/>
-            <w:shd w:val="clear" w:color="auto" w:fill="F2F2F2"/>
+            <w:shd w:val="clear" w:color="auto" w:fill="EAEAEA"/>
             <w:tcBorders>
               <w:left w:val="thick" w:sz="24" w:color="1A5A6A"/>
             </w:tcBorders>
@@ -4718,10 +5102,11 @@
         <w:pStyle w:val="Endure-Subhead"/>
         <w:keepNext/>
         <w:spacing w:before="160" w:after="60"/>
+        <w:outlineLvl w:val="2"/>
       </w:pPr>
       <w:r>
         <w:rPr>
-          <w:sz w:val="18"/>
+          <w:sz w:val="22"/>
         </w:rPr>
         <w:t>8.4.2 Gestión de Contenedores</w:t>
       </w:r>
@@ -4739,7 +5124,7 @@
         <w:tc>
           <w:tcPr>
             <w:tcW w:type="dxa" w:w="8152"/>
-            <w:shd w:val="clear" w:color="auto" w:fill="F2F2F2"/>
+            <w:shd w:val="clear" w:color="auto" w:fill="EAEAEA"/>
             <w:tcBorders>
               <w:left w:val="thick" w:sz="24" w:color="1A5A6A"/>
             </w:tcBorders>
@@ -5084,10 +5469,11 @@
         <w:pStyle w:val="Endure-Subhead"/>
         <w:keepNext/>
         <w:spacing w:before="160" w:after="60"/>
+        <w:outlineLvl w:val="2"/>
       </w:pPr>
       <w:r>
         <w:rPr>
-          <w:sz w:val="18"/>
+          <w:sz w:val="22"/>
         </w:rPr>
         <w:t>8.4.3 Estructura de un docker run para Jetson</w:t>
       </w:r>
@@ -5095,18 +5481,25 @@
     <w:p>
       <w:pPr>
         <w:pStyle w:val="Endure-FirstParagraphBodyText"/>
+        <w:spacing w:before="100" w:after="100"/>
       </w:pPr>
       <w:r>
+        <w:rPr>
+          <w:sz w:val="20"/>
+        </w:rPr>
         <w:t xml:space="preserve">Todo </w:t>
       </w:r>
       <w:r>
         <w:rPr>
           <w:rFonts w:ascii="Courier New" w:hAnsi="Courier New"/>
-          <w:sz w:val="17"/>
+          <w:sz w:val="16"/>
         </w:rPr>
         <w:t>docker run</w:t>
       </w:r>
       <w:r>
+        <w:rPr>
+          <w:sz w:val="20"/>
+        </w:rPr>
         <w:t xml:space="preserve"> de modelos LLM en el Jetson sigue este patrón:</w:t>
       </w:r>
     </w:p>
@@ -5123,7 +5516,7 @@
         <w:tc>
           <w:tcPr>
             <w:tcW w:type="dxa" w:w="8152"/>
-            <w:shd w:val="clear" w:color="auto" w:fill="F2F2F2"/>
+            <w:shd w:val="clear" w:color="auto" w:fill="EAEAEA"/>
             <w:tcBorders>
               <w:left w:val="thick" w:sz="24" w:color="1A5A6A"/>
             </w:tcBorders>
@@ -5160,6 +5553,7 @@
             <w:r>
               <w:rPr>
                 <w:rFonts w:ascii="Courier New" w:hAnsi="Courier New"/>
+                <w:i/>
                 <w:color w:val="555555"/>
                 <w:sz w:val="16"/>
               </w:rPr>
@@ -5176,6 +5570,7 @@
             <w:r>
               <w:rPr>
                 <w:rFonts w:ascii="Courier New" w:hAnsi="Courier New"/>
+                <w:i/>
                 <w:color w:val="555555"/>
                 <w:sz w:val="16"/>
               </w:rPr>
@@ -5192,6 +5587,7 @@
             <w:r>
               <w:rPr>
                 <w:rFonts w:ascii="Courier New" w:hAnsi="Courier New"/>
+                <w:i/>
                 <w:color w:val="555555"/>
                 <w:sz w:val="16"/>
               </w:rPr>
@@ -5208,6 +5604,7 @@
             <w:r>
               <w:rPr>
                 <w:rFonts w:ascii="Courier New" w:hAnsi="Courier New"/>
+                <w:i/>
                 <w:color w:val="555555"/>
                 <w:sz w:val="16"/>
               </w:rPr>
@@ -5224,6 +5621,7 @@
             <w:r>
               <w:rPr>
                 <w:rFonts w:ascii="Courier New" w:hAnsi="Courier New"/>
+                <w:i/>
                 <w:color w:val="555555"/>
                 <w:sz w:val="16"/>
               </w:rPr>
@@ -5240,6 +5638,7 @@
             <w:r>
               <w:rPr>
                 <w:rFonts w:ascii="Courier New" w:hAnsi="Courier New"/>
+                <w:i/>
                 <w:color w:val="555555"/>
                 <w:sz w:val="16"/>
               </w:rPr>
@@ -5256,6 +5655,7 @@
             <w:r>
               <w:rPr>
                 <w:rFonts w:ascii="Courier New" w:hAnsi="Courier New"/>
+                <w:i/>
                 <w:color w:val="555555"/>
                 <w:sz w:val="16"/>
               </w:rPr>
@@ -5272,6 +5672,7 @@
             <w:r>
               <w:rPr>
                 <w:rFonts w:ascii="Courier New" w:hAnsi="Courier New"/>
+                <w:i/>
                 <w:color w:val="555555"/>
                 <w:sz w:val="16"/>
               </w:rPr>
@@ -5288,6 +5689,7 @@
             <w:r>
               <w:rPr>
                 <w:rFonts w:ascii="Courier New" w:hAnsi="Courier New"/>
+                <w:i/>
                 <w:color w:val="555555"/>
                 <w:sz w:val="16"/>
               </w:rPr>
@@ -5304,6 +5706,7 @@
             <w:r>
               <w:rPr>
                 <w:rFonts w:ascii="Courier New" w:hAnsi="Courier New"/>
+                <w:i/>
                 <w:color w:val="555555"/>
                 <w:sz w:val="16"/>
               </w:rPr>
@@ -5321,44 +5724,58 @@
     <w:p>
       <w:pPr>
         <w:pStyle w:val="Endure-ChapterBodyText"/>
+        <w:spacing w:before="100" w:after="100"/>
       </w:pPr>
       <w:r>
         <w:rPr>
           <w:b/>
+          <w:sz w:val="20"/>
         </w:rPr>
         <w:t>Por qué `--network host`:</w:t>
       </w:r>
       <w:r>
+        <w:rPr>
+          <w:sz w:val="20"/>
+        </w:rPr>
         <w:t xml:space="preserve"> Al compartir la red del host, el contenedor escucha directamente en la IP del Jetson (ej: </w:t>
       </w:r>
       <w:r>
         <w:rPr>
           <w:rFonts w:ascii="Courier New" w:hAnsi="Courier New"/>
-          <w:sz w:val="17"/>
+          <w:sz w:val="16"/>
         </w:rPr>
         <w:t>:8000</w:t>
       </w:r>
       <w:r>
+        <w:rPr>
+          <w:sz w:val="20"/>
+        </w:rPr>
         <w:t xml:space="preserve">). Sin </w:t>
       </w:r>
       <w:r>
         <w:rPr>
           <w:rFonts w:ascii="Courier New" w:hAnsi="Courier New"/>
-          <w:sz w:val="17"/>
+          <w:sz w:val="16"/>
         </w:rPr>
         <w:t>--network host</w:t>
       </w:r>
       <w:r>
+        <w:rPr>
+          <w:sz w:val="20"/>
+        </w:rPr>
         <w:t xml:space="preserve">, necesitaría </w:t>
       </w:r>
       <w:r>
         <w:rPr>
           <w:rFonts w:ascii="Courier New" w:hAnsi="Courier New"/>
-          <w:sz w:val="17"/>
+          <w:sz w:val="16"/>
         </w:rPr>
         <w:t>-p 8000:8000</w:t>
       </w:r>
       <w:r>
+        <w:rPr>
+          <w:sz w:val="20"/>
+        </w:rPr>
         <w:t xml:space="preserve"> para publicar el puerto y usar la IP del Jetson para acceder desde otras máquinas.</w:t>
       </w:r>
     </w:p>
@@ -5367,10 +5784,11 @@
         <w:pStyle w:val="Endure-Subhead"/>
         <w:keepNext/>
         <w:spacing w:before="160" w:after="60"/>
+        <w:outlineLvl w:val="2"/>
       </w:pPr>
       <w:r>
         <w:rPr>
-          <w:sz w:val="18"/>
+          <w:sz w:val="22"/>
         </w:rPr>
         <w:t>8.4.4 Tres ejemplos concretos de docker run en el Jetson</w:t>
       </w:r>
@@ -5378,10 +5796,12 @@
     <w:p>
       <w:pPr>
         <w:pStyle w:val="Endure-FirstParagraphBodyText"/>
+        <w:spacing w:before="100" w:after="100"/>
       </w:pPr>
       <w:r>
         <w:rPr>
           <w:b/>
+          <w:sz w:val="20"/>
         </w:rPr>
         <w:t>Ejemplo 1 — vLLM con Gemma 4 E2B (API OpenAI-compatible, puerto 8000):</w:t>
       </w:r>
@@ -5399,7 +5819,7 @@
         <w:tc>
           <w:tcPr>
             <w:tcW w:type="dxa" w:w="8152"/>
-            <w:shd w:val="clear" w:color="auto" w:fill="F2F2F2"/>
+            <w:shd w:val="clear" w:color="auto" w:fill="EAEAEA"/>
             <w:tcBorders>
               <w:left w:val="thick" w:sz="24" w:color="1A5A6A"/>
             </w:tcBorders>
@@ -5535,6 +5955,7 @@
             <w:r>
               <w:rPr>
                 <w:rFonts w:ascii="Courier New" w:hAnsi="Courier New"/>
+                <w:i/>
                 <w:color w:val="555555"/>
                 <w:sz w:val="16"/>
               </w:rPr>
@@ -5551,6 +5972,7 @@
             <w:r>
               <w:rPr>
                 <w:rFonts w:ascii="Courier New" w:hAnsi="Courier New"/>
+                <w:i/>
                 <w:color w:val="555555"/>
                 <w:sz w:val="16"/>
               </w:rPr>
@@ -5567,6 +5989,7 @@
             <w:r>
               <w:rPr>
                 <w:rFonts w:ascii="Courier New" w:hAnsi="Courier New"/>
+                <w:i/>
                 <w:color w:val="555555"/>
                 <w:sz w:val="16"/>
               </w:rPr>
@@ -5583,6 +6006,7 @@
             <w:r>
               <w:rPr>
                 <w:rFonts w:ascii="Courier New" w:hAnsi="Courier New"/>
+                <w:i/>
                 <w:color w:val="555555"/>
                 <w:sz w:val="16"/>
               </w:rPr>
@@ -5599,6 +6023,7 @@
             <w:r>
               <w:rPr>
                 <w:rFonts w:ascii="Courier New" w:hAnsi="Courier New"/>
+                <w:i/>
                 <w:color w:val="555555"/>
                 <w:sz w:val="16"/>
               </w:rPr>
@@ -5615,6 +6040,7 @@
             <w:r>
               <w:rPr>
                 <w:rFonts w:ascii="Courier New" w:hAnsi="Courier New"/>
+                <w:i/>
                 <w:color w:val="555555"/>
                 <w:sz w:val="16"/>
               </w:rPr>
@@ -5631,6 +6057,7 @@
             <w:r>
               <w:rPr>
                 <w:rFonts w:ascii="Courier New" w:hAnsi="Courier New"/>
+                <w:i/>
                 <w:color w:val="555555"/>
                 <w:sz w:val="16"/>
               </w:rPr>
@@ -5647,6 +6074,7 @@
             <w:r>
               <w:rPr>
                 <w:rFonts w:ascii="Courier New" w:hAnsi="Courier New"/>
+                <w:i/>
                 <w:color w:val="555555"/>
                 <w:sz w:val="16"/>
               </w:rPr>
@@ -5663,6 +6091,7 @@
             <w:r>
               <w:rPr>
                 <w:rFonts w:ascii="Courier New" w:hAnsi="Courier New"/>
+                <w:i/>
                 <w:color w:val="555555"/>
                 <w:sz w:val="16"/>
               </w:rPr>
@@ -5679,6 +6108,7 @@
             <w:r>
               <w:rPr>
                 <w:rFonts w:ascii="Courier New" w:hAnsi="Courier New"/>
+                <w:i/>
                 <w:color w:val="555555"/>
                 <w:sz w:val="16"/>
               </w:rPr>
@@ -5695,6 +6125,7 @@
             <w:r>
               <w:rPr>
                 <w:rFonts w:ascii="Courier New" w:hAnsi="Courier New"/>
+                <w:i/>
                 <w:color w:val="555555"/>
                 <w:sz w:val="16"/>
               </w:rPr>
@@ -5711,6 +6142,7 @@
             <w:r>
               <w:rPr>
                 <w:rFonts w:ascii="Courier New" w:hAnsi="Courier New"/>
+                <w:i/>
                 <w:color w:val="555555"/>
                 <w:sz w:val="16"/>
               </w:rPr>
@@ -5727,6 +6159,7 @@
             <w:r>
               <w:rPr>
                 <w:rFonts w:ascii="Courier New" w:hAnsi="Courier New"/>
+                <w:i/>
                 <w:color w:val="555555"/>
                 <w:sz w:val="16"/>
               </w:rPr>
@@ -5743,6 +6176,7 @@
             <w:r>
               <w:rPr>
                 <w:rFonts w:ascii="Courier New" w:hAnsi="Courier New"/>
+                <w:i/>
                 <w:color w:val="555555"/>
                 <w:sz w:val="16"/>
               </w:rPr>
@@ -5759,6 +6193,7 @@
             <w:r>
               <w:rPr>
                 <w:rFonts w:ascii="Courier New" w:hAnsi="Courier New"/>
+                <w:i/>
                 <w:color w:val="555555"/>
                 <w:sz w:val="16"/>
               </w:rPr>
@@ -5841,10 +6276,12 @@
     <w:p>
       <w:pPr>
         <w:pStyle w:val="Endure-ChapterBodyText"/>
+        <w:spacing w:before="100" w:after="100"/>
       </w:pPr>
       <w:r>
         <w:rPr>
           <w:b/>
+          <w:sz w:val="20"/>
         </w:rPr>
         <w:t>Ejemplo 2 — llama.cpp servidor con modelo GGUF (API OpenAI-compatible, puerto 8080):</w:t>
       </w:r>
@@ -5862,7 +6299,7 @@
         <w:tc>
           <w:tcPr>
             <w:tcW w:type="dxa" w:w="8152"/>
-            <w:shd w:val="clear" w:color="auto" w:fill="F2F2F2"/>
+            <w:shd w:val="clear" w:color="auto" w:fill="EAEAEA"/>
             <w:tcBorders>
               <w:left w:val="thick" w:sz="24" w:color="1A5A6A"/>
             </w:tcBorders>
@@ -5932,7 +6369,7 @@
             <w:r>
               <w:rPr>
                 <w:rFonts w:ascii="Courier New" w:hAnsi="Courier New"/>
-                <w:color w:val="555555"/>
+                <w:color w:val="1A1A1A"/>
                 <w:sz w:val="16"/>
               </w:rPr>
               <w:t>GGUF_PATH=$(ls ~/data/models/gguf/Qwen3-8B-Q4*.gguf 2&gt;/dev/null | head -1)</w:t>
@@ -5948,6 +6385,7 @@
             <w:r>
               <w:rPr>
                 <w:rFonts w:ascii="Courier New" w:hAnsi="Courier New"/>
+                <w:i/>
                 <w:color w:val="555555"/>
                 <w:sz w:val="16"/>
               </w:rPr>
@@ -6046,6 +6484,7 @@
             <w:r>
               <w:rPr>
                 <w:rFonts w:ascii="Courier New" w:hAnsi="Courier New"/>
+                <w:i/>
                 <w:color w:val="555555"/>
                 <w:sz w:val="16"/>
               </w:rPr>
@@ -6062,6 +6501,7 @@
             <w:r>
               <w:rPr>
                 <w:rFonts w:ascii="Courier New" w:hAnsi="Courier New"/>
+                <w:i/>
                 <w:color w:val="555555"/>
                 <w:sz w:val="16"/>
               </w:rPr>
@@ -6078,6 +6518,7 @@
             <w:r>
               <w:rPr>
                 <w:rFonts w:ascii="Courier New" w:hAnsi="Courier New"/>
+                <w:i/>
                 <w:color w:val="555555"/>
                 <w:sz w:val="16"/>
               </w:rPr>
@@ -6094,6 +6535,7 @@
             <w:r>
               <w:rPr>
                 <w:rFonts w:ascii="Courier New" w:hAnsi="Courier New"/>
+                <w:i/>
                 <w:color w:val="555555"/>
                 <w:sz w:val="16"/>
               </w:rPr>
@@ -6110,6 +6552,7 @@
             <w:r>
               <w:rPr>
                 <w:rFonts w:ascii="Courier New" w:hAnsi="Courier New"/>
+                <w:i/>
                 <w:color w:val="555555"/>
                 <w:sz w:val="16"/>
               </w:rPr>
@@ -6126,6 +6569,7 @@
             <w:r>
               <w:rPr>
                 <w:rFonts w:ascii="Courier New" w:hAnsi="Courier New"/>
+                <w:i/>
                 <w:color w:val="555555"/>
                 <w:sz w:val="16"/>
               </w:rPr>
@@ -6142,6 +6586,7 @@
             <w:r>
               <w:rPr>
                 <w:rFonts w:ascii="Courier New" w:hAnsi="Courier New"/>
+                <w:i/>
                 <w:color w:val="555555"/>
                 <w:sz w:val="16"/>
               </w:rPr>
@@ -6158,6 +6603,7 @@
             <w:r>
               <w:rPr>
                 <w:rFonts w:ascii="Courier New" w:hAnsi="Courier New"/>
+                <w:i/>
                 <w:color w:val="555555"/>
                 <w:sz w:val="16"/>
               </w:rPr>
@@ -6174,6 +6620,7 @@
             <w:r>
               <w:rPr>
                 <w:rFonts w:ascii="Courier New" w:hAnsi="Courier New"/>
+                <w:i/>
                 <w:color w:val="555555"/>
                 <w:sz w:val="16"/>
               </w:rPr>
@@ -6239,10 +6686,12 @@
     <w:p>
       <w:pPr>
         <w:pStyle w:val="Endure-ChapterBodyText"/>
+        <w:spacing w:before="100" w:after="100"/>
       </w:pPr>
       <w:r>
         <w:rPr>
           <w:b/>
+          <w:sz w:val="20"/>
         </w:rPr>
         <w:t>Ejemplo 3 — NVIDIA Cosmos (modelo generativo de video, via NGC):</w:t>
       </w:r>
@@ -6260,7 +6709,7 @@
         <w:tc>
           <w:tcPr>
             <w:tcW w:type="dxa" w:w="8152"/>
-            <w:shd w:val="clear" w:color="auto" w:fill="F2F2F2"/>
+            <w:shd w:val="clear" w:color="auto" w:fill="EAEAEA"/>
             <w:tcBorders>
               <w:left w:val="thick" w:sz="24" w:color="1A5A6A"/>
             </w:tcBorders>
@@ -6412,6 +6861,7 @@
             <w:r>
               <w:rPr>
                 <w:rFonts w:ascii="Courier New" w:hAnsi="Courier New"/>
+                <w:i/>
                 <w:color w:val="555555"/>
                 <w:sz w:val="16"/>
               </w:rPr>
@@ -6460,6 +6910,7 @@
             <w:r>
               <w:rPr>
                 <w:rFonts w:ascii="Courier New" w:hAnsi="Courier New"/>
+                <w:i/>
                 <w:color w:val="555555"/>
                 <w:sz w:val="16"/>
               </w:rPr>
@@ -6540,6 +6991,7 @@
             <w:r>
               <w:rPr>
                 <w:rFonts w:ascii="Courier New" w:hAnsi="Courier New"/>
+                <w:i/>
                 <w:color w:val="555555"/>
                 <w:sz w:val="16"/>
               </w:rPr>
@@ -6556,6 +7008,7 @@
             <w:r>
               <w:rPr>
                 <w:rFonts w:ascii="Courier New" w:hAnsi="Courier New"/>
+                <w:i/>
                 <w:color w:val="555555"/>
                 <w:sz w:val="16"/>
               </w:rPr>
@@ -6572,6 +7025,7 @@
             <w:r>
               <w:rPr>
                 <w:rFonts w:ascii="Courier New" w:hAnsi="Courier New"/>
+                <w:i/>
                 <w:color w:val="555555"/>
                 <w:sz w:val="16"/>
               </w:rPr>
@@ -6588,6 +7042,7 @@
             <w:r>
               <w:rPr>
                 <w:rFonts w:ascii="Courier New" w:hAnsi="Courier New"/>
+                <w:i/>
                 <w:color w:val="555555"/>
                 <w:sz w:val="16"/>
               </w:rPr>
@@ -6604,6 +7059,7 @@
             <w:r>
               <w:rPr>
                 <w:rFonts w:ascii="Courier New" w:hAnsi="Courier New"/>
+                <w:i/>
                 <w:color w:val="555555"/>
                 <w:sz w:val="16"/>
               </w:rPr>
@@ -6620,6 +7076,7 @@
             <w:r>
               <w:rPr>
                 <w:rFonts w:ascii="Courier New" w:hAnsi="Courier New"/>
+                <w:i/>
                 <w:color w:val="555555"/>
                 <w:sz w:val="16"/>
               </w:rPr>
@@ -6636,6 +7093,7 @@
             <w:r>
               <w:rPr>
                 <w:rFonts w:ascii="Courier New" w:hAnsi="Courier New"/>
+                <w:i/>
                 <w:color w:val="555555"/>
                 <w:sz w:val="16"/>
               </w:rPr>
@@ -6652,6 +7110,7 @@
             <w:r>
               <w:rPr>
                 <w:rFonts w:ascii="Courier New" w:hAnsi="Courier New"/>
+                <w:i/>
                 <w:color w:val="555555"/>
                 <w:sz w:val="16"/>
               </w:rPr>
@@ -6668,6 +7127,7 @@
             <w:r>
               <w:rPr>
                 <w:rFonts w:ascii="Courier New" w:hAnsi="Courier New"/>
+                <w:i/>
                 <w:color w:val="555555"/>
                 <w:sz w:val="16"/>
               </w:rPr>
@@ -6759,7 +7219,7 @@
             <w:r>
               <w:rPr>
                 <w:rFonts w:ascii="Courier New" w:hAnsi="Courier New"/>
-                <w:sz w:val="17"/>
+                <w:sz w:val="16"/>
               </w:rPr>
               <w:t>--restart no</w:t>
             </w:r>
@@ -6780,16 +7240,24 @@
         <w:pStyle w:val="Endure-Subhead"/>
         <w:keepNext/>
         <w:spacing w:before="240" w:after="60"/>
+        <w:outlineLvl w:val="1"/>
       </w:pPr>
       <w:r>
+        <w:rPr>
+          <w:sz w:val="24"/>
+        </w:rPr>
         <w:t>8.5 Configurar el Directorio de Caché de Modelos</w:t>
       </w:r>
     </w:p>
     <w:p>
       <w:pPr>
         <w:pStyle w:val="Endure-FirstParagraphBodyText"/>
+        <w:spacing w:before="100" w:after="100"/>
       </w:pPr>
       <w:r>
+        <w:rPr>
+          <w:sz w:val="20"/>
+        </w:rPr>
         <w:t>Los modelos de lenguaje pesan entre 2 GB y 30 GB. Sin un directorio de caché persistente montado como volumen, cada vez que borre o recree un contenedor tendría que volver a descargar el modelo completo. La configuración correcta descarga el modelo una vez y lo reutiliza indefinidamente.</w:t>
       </w:r>
     </w:p>
@@ -6798,10 +7266,11 @@
         <w:pStyle w:val="Endure-Subhead"/>
         <w:keepNext/>
         <w:spacing w:before="160" w:after="60"/>
+        <w:outlineLvl w:val="2"/>
       </w:pPr>
       <w:r>
         <w:rPr>
-          <w:sz w:val="18"/>
+          <w:sz w:val="22"/>
         </w:rPr>
         <w:t>8.5.1 Crear el directorio de caché</w:t>
       </w:r>
@@ -6819,7 +7288,7 @@
         <w:tc>
           <w:tcPr>
             <w:tcW w:type="dxa" w:w="8152"/>
-            <w:shd w:val="clear" w:color="auto" w:fill="F2F2F2"/>
+            <w:shd w:val="clear" w:color="auto" w:fill="EAEAEA"/>
             <w:tcBorders>
               <w:left w:val="thick" w:sz="24" w:color="1A5A6A"/>
             </w:tcBorders>
@@ -6986,6 +7455,7 @@
             <w:r>
               <w:rPr>
                 <w:rFonts w:ascii="Courier New" w:hAnsi="Courier New"/>
+                <w:i/>
                 <w:color w:val="555555"/>
                 <w:sz w:val="16"/>
               </w:rPr>
@@ -7050,6 +7520,7 @@
             <w:r>
               <w:rPr>
                 <w:rFonts w:ascii="Courier New" w:hAnsi="Courier New"/>
+                <w:i/>
                 <w:color w:val="555555"/>
                 <w:sz w:val="16"/>
               </w:rPr>
@@ -7069,10 +7540,11 @@
         <w:pStyle w:val="Endure-Subhead"/>
         <w:keepNext/>
         <w:spacing w:before="160" w:after="60"/>
+        <w:outlineLvl w:val="2"/>
       </w:pPr>
       <w:r>
         <w:rPr>
-          <w:sz w:val="18"/>
+          <w:sz w:val="22"/>
         </w:rPr>
         <w:t>8.5.2 La regla universal del volumen de caché</w:t>
       </w:r>
@@ -7123,7 +7595,7 @@
             <w:r>
               <w:rPr>
                 <w:rFonts w:ascii="Courier New" w:hAnsi="Courier New"/>
-                <w:sz w:val="17"/>
+                <w:sz w:val="16"/>
               </w:rPr>
               <w:t>docker run</w:t>
             </w:r>
@@ -7133,7 +7605,7 @@
             <w:r>
               <w:rPr>
                 <w:rFonts w:ascii="Courier New" w:hAnsi="Courier New"/>
-                <w:sz w:val="17"/>
+                <w:sz w:val="16"/>
               </w:rPr>
               <w:t>-v $HOME/.cache/huggingface:/root/.cache/huggingface</w:t>
             </w:r>
@@ -7162,7 +7634,7 @@
         <w:tc>
           <w:tcPr>
             <w:tcW w:type="dxa" w:w="8152"/>
-            <w:shd w:val="clear" w:color="auto" w:fill="F2F2F2"/>
+            <w:shd w:val="clear" w:color="auto" w:fill="EAEAEA"/>
             <w:tcBorders>
               <w:left w:val="thick" w:sz="24" w:color="1A5A6A"/>
             </w:tcBorders>
@@ -7216,6 +7688,7 @@
             <w:r>
               <w:rPr>
                 <w:rFonts w:ascii="Courier New" w:hAnsi="Courier New"/>
+                <w:i/>
                 <w:color w:val="555555"/>
                 <w:sz w:val="16"/>
               </w:rPr>
@@ -7232,6 +7705,7 @@
             <w:r>
               <w:rPr>
                 <w:rFonts w:ascii="Courier New" w:hAnsi="Courier New"/>
+                <w:i/>
                 <w:color w:val="555555"/>
                 <w:sz w:val="16"/>
               </w:rPr>
@@ -7299,10 +7773,11 @@
         <w:pStyle w:val="Endure-Subhead"/>
         <w:keepNext/>
         <w:spacing w:before="160" w:after="60"/>
+        <w:outlineLvl w:val="2"/>
       </w:pPr>
       <w:r>
         <w:rPr>
-          <w:sz w:val="18"/>
+          <w:sz w:val="22"/>
         </w:rPr>
         <w:t>8.5.3 Mover el cache de Docker a NVMe (opcional, para ahorrar eMMC)</w:t>
       </w:r>
@@ -7310,8 +7785,12 @@
     <w:p>
       <w:pPr>
         <w:pStyle w:val="Endure-FirstParagraphBodyText"/>
+        <w:spacing w:before="100" w:after="100"/>
       </w:pPr>
       <w:r>
+        <w:rPr>
+          <w:sz w:val="20"/>
+        </w:rPr>
         <w:t>Si tiene un NVMe y quiere que las imágenes Docker también se almacenen allí:</w:t>
       </w:r>
     </w:p>
@@ -7328,7 +7807,7 @@
         <w:tc>
           <w:tcPr>
             <w:tcW w:type="dxa" w:w="8152"/>
-            <w:shd w:val="clear" w:color="auto" w:fill="F2F2F2"/>
+            <w:shd w:val="clear" w:color="auto" w:fill="EAEAEA"/>
             <w:tcBorders>
               <w:left w:val="thick" w:sz="24" w:color="1A5A6A"/>
             </w:tcBorders>
@@ -7478,6 +7957,7 @@
             <w:r>
               <w:rPr>
                 <w:rFonts w:ascii="Courier New" w:hAnsi="Courier New"/>
+                <w:i/>
                 <w:color w:val="555555"/>
                 <w:sz w:val="16"/>
               </w:rPr>
@@ -7494,6 +7974,7 @@
             <w:r>
               <w:rPr>
                 <w:rFonts w:ascii="Courier New" w:hAnsi="Courier New"/>
+                <w:i/>
                 <w:color w:val="555555"/>
                 <w:sz w:val="16"/>
               </w:rPr>
@@ -7510,6 +7991,7 @@
             <w:r>
               <w:rPr>
                 <w:rFonts w:ascii="Courier New" w:hAnsi="Courier New"/>
+                <w:i/>
                 <w:color w:val="555555"/>
                 <w:sz w:val="16"/>
               </w:rPr>
@@ -7526,6 +8008,7 @@
             <w:r>
               <w:rPr>
                 <w:rFonts w:ascii="Courier New" w:hAnsi="Courier New"/>
+                <w:i/>
                 <w:color w:val="555555"/>
                 <w:sz w:val="16"/>
               </w:rPr>
@@ -7542,6 +8025,7 @@
             <w:r>
               <w:rPr>
                 <w:rFonts w:ascii="Courier New" w:hAnsi="Courier New"/>
+                <w:i/>
                 <w:color w:val="555555"/>
                 <w:sz w:val="16"/>
               </w:rPr>
@@ -7558,6 +8042,7 @@
             <w:r>
               <w:rPr>
                 <w:rFonts w:ascii="Courier New" w:hAnsi="Courier New"/>
+                <w:i/>
                 <w:color w:val="555555"/>
                 <w:sz w:val="16"/>
               </w:rPr>
@@ -7574,6 +8059,7 @@
             <w:r>
               <w:rPr>
                 <w:rFonts w:ascii="Courier New" w:hAnsi="Courier New"/>
+                <w:i/>
                 <w:color w:val="555555"/>
                 <w:sz w:val="16"/>
               </w:rPr>
@@ -7590,6 +8076,7 @@
             <w:r>
               <w:rPr>
                 <w:rFonts w:ascii="Courier New" w:hAnsi="Courier New"/>
+                <w:i/>
                 <w:color w:val="555555"/>
                 <w:sz w:val="16"/>
               </w:rPr>
@@ -7606,6 +8093,7 @@
             <w:r>
               <w:rPr>
                 <w:rFonts w:ascii="Courier New" w:hAnsi="Courier New"/>
+                <w:i/>
                 <w:color w:val="555555"/>
                 <w:sz w:val="16"/>
               </w:rPr>
@@ -7622,6 +8110,7 @@
             <w:r>
               <w:rPr>
                 <w:rFonts w:ascii="Courier New" w:hAnsi="Courier New"/>
+                <w:i/>
                 <w:color w:val="555555"/>
                 <w:sz w:val="16"/>
               </w:rPr>
@@ -7638,6 +8127,7 @@
             <w:r>
               <w:rPr>
                 <w:rFonts w:ascii="Courier New" w:hAnsi="Courier New"/>
+                <w:i/>
                 <w:color w:val="555555"/>
                 <w:sz w:val="16"/>
               </w:rPr>
@@ -7738,26 +8228,36 @@
         <w:pStyle w:val="Endure-Subhead"/>
         <w:keepNext/>
         <w:spacing w:before="240" w:after="60"/>
+        <w:outlineLvl w:val="1"/>
       </w:pPr>
       <w:r>
+        <w:rPr>
+          <w:sz w:val="24"/>
+        </w:rPr>
         <w:t>8.6 Docker Compose: Orquestar Múltiples Contenedores</w:t>
       </w:r>
     </w:p>
     <w:p>
       <w:pPr>
         <w:pStyle w:val="Endure-FirstParagraphBodyText"/>
+        <w:spacing w:before="100" w:after="100"/>
       </w:pPr>
       <w:r>
+        <w:rPr>
+          <w:sz w:val="20"/>
+        </w:rPr>
         <w:t>Docker Compose permite definir y lanzar stacks de múltiples contenedores con un solo comando. En el Jetson, es ideal para combinar servicios que trabajan juntos: un frontend (Open WebUI) con un backend TTS (kokoro), o un servidor de transcripción (faster-whisper) con una API de audio.</w:t>
       </w:r>
     </w:p>
     <w:p>
       <w:pPr>
         <w:pStyle w:val="Endure-ChapterBodyText"/>
+        <w:spacing w:before="100" w:after="100"/>
       </w:pPr>
       <w:r>
         <w:rPr>
           <w:b/>
+          <w:sz w:val="20"/>
         </w:rPr>
         <w:t>Convención de directorios para stacks en el Jetson:</w:t>
       </w:r>
@@ -7775,7 +8275,7 @@
         <w:tc>
           <w:tcPr>
             <w:tcW w:type="dxa" w:w="8152"/>
-            <w:shd w:val="clear" w:color="auto" w:fill="F2F2F2"/>
+            <w:shd w:val="clear" w:color="auto" w:fill="EAEAEA"/>
             <w:tcBorders>
               <w:left w:val="thick" w:sz="24" w:color="1A5A6A"/>
             </w:tcBorders>
@@ -7830,6 +8330,7 @@
             <w:r>
               <w:rPr>
                 <w:rFonts w:ascii="Courier New" w:hAnsi="Courier New"/>
+                <w:i/>
                 <w:color w:val="555555"/>
                 <w:sz w:val="16"/>
               </w:rPr>
@@ -7846,6 +8347,7 @@
             <w:r>
               <w:rPr>
                 <w:rFonts w:ascii="Courier New" w:hAnsi="Courier New"/>
+                <w:i/>
                 <w:color w:val="555555"/>
                 <w:sz w:val="16"/>
               </w:rPr>
@@ -7862,6 +8364,7 @@
             <w:r>
               <w:rPr>
                 <w:rFonts w:ascii="Courier New" w:hAnsi="Courier New"/>
+                <w:i/>
                 <w:color w:val="555555"/>
                 <w:sz w:val="16"/>
               </w:rPr>
@@ -7878,6 +8381,7 @@
             <w:r>
               <w:rPr>
                 <w:rFonts w:ascii="Courier New" w:hAnsi="Courier New"/>
+                <w:i/>
                 <w:color w:val="555555"/>
                 <w:sz w:val="16"/>
               </w:rPr>
@@ -7894,6 +8398,7 @@
             <w:r>
               <w:rPr>
                 <w:rFonts w:ascii="Courier New" w:hAnsi="Courier New"/>
+                <w:i/>
                 <w:color w:val="555555"/>
                 <w:sz w:val="16"/>
               </w:rPr>
@@ -7910,6 +8415,7 @@
             <w:r>
               <w:rPr>
                 <w:rFonts w:ascii="Courier New" w:hAnsi="Courier New"/>
+                <w:i/>
                 <w:color w:val="555555"/>
                 <w:sz w:val="16"/>
               </w:rPr>
@@ -7926,6 +8432,7 @@
             <w:r>
               <w:rPr>
                 <w:rFonts w:ascii="Courier New" w:hAnsi="Courier New"/>
+                <w:i/>
                 <w:color w:val="555555"/>
                 <w:sz w:val="16"/>
               </w:rPr>
@@ -7942,6 +8449,7 @@
             <w:r>
               <w:rPr>
                 <w:rFonts w:ascii="Courier New" w:hAnsi="Courier New"/>
+                <w:i/>
                 <w:color w:val="555555"/>
                 <w:sz w:val="16"/>
               </w:rPr>
@@ -7958,6 +8466,7 @@
             <w:r>
               <w:rPr>
                 <w:rFonts w:ascii="Courier New" w:hAnsi="Courier New"/>
+                <w:i/>
                 <w:color w:val="555555"/>
                 <w:sz w:val="16"/>
               </w:rPr>
@@ -7985,7 +8494,7 @@
         <w:tc>
           <w:tcPr>
             <w:tcW w:type="dxa" w:w="8152"/>
-            <w:shd w:val="clear" w:color="auto" w:fill="F2F2F2"/>
+            <w:shd w:val="clear" w:color="auto" w:fill="EAEAEA"/>
             <w:tcBorders>
               <w:left w:val="thick" w:sz="24" w:color="1A5A6A"/>
             </w:tcBorders>
@@ -8083,7 +8592,7 @@
             <w:r>
               <w:rPr>
                 <w:rFonts w:ascii="Courier New" w:hAnsi="Courier New"/>
-                <w:sz w:val="17"/>
+                <w:sz w:val="16"/>
               </w:rPr>
               <w:t>restart: "no"</w:t>
             </w:r>
@@ -8093,7 +8602,7 @@
             <w:r>
               <w:rPr>
                 <w:rFonts w:ascii="Courier New" w:hAnsi="Courier New"/>
-                <w:sz w:val="17"/>
+                <w:sz w:val="16"/>
               </w:rPr>
               <w:t>restart: unless-stopped</w:t>
             </w:r>
@@ -8103,7 +8612,7 @@
             <w:r>
               <w:rPr>
                 <w:rFonts w:ascii="Courier New" w:hAnsi="Courier New"/>
-                <w:sz w:val="17"/>
+                <w:sz w:val="16"/>
               </w:rPr>
               <w:t>restart: "no"</w:t>
             </w:r>
@@ -8124,10 +8633,11 @@
         <w:pStyle w:val="Endure-Subhead"/>
         <w:keepNext/>
         <w:spacing w:before="160" w:after="60"/>
+        <w:outlineLvl w:val="2"/>
       </w:pPr>
       <w:r>
         <w:rPr>
-          <w:sz w:val="18"/>
+          <w:sz w:val="22"/>
         </w:rPr>
         <w:t>8.6.1 Instalar Docker Compose</w:t>
       </w:r>
@@ -8135,15 +8645,19 @@
     <w:p>
       <w:pPr>
         <w:pStyle w:val="Endure-FirstParagraphBodyText"/>
+        <w:spacing w:before="100" w:after="100"/>
       </w:pPr>
       <w:r>
         <w:rPr>
           <w:rFonts w:ascii="Courier New" w:hAnsi="Courier New"/>
-          <w:sz w:val="17"/>
+          <w:sz w:val="16"/>
         </w:rPr>
         <w:t>docker-compose-plugin</w:t>
       </w:r>
       <w:r>
+        <w:rPr>
+          <w:sz w:val="20"/>
+        </w:rPr>
         <w:t xml:space="preserve"> ya se instaló en §8.1.1 como parte del paquete de Docker. Verifique:</w:t>
       </w:r>
     </w:p>
@@ -8160,7 +8674,7 @@
         <w:tc>
           <w:tcPr>
             <w:tcW w:type="dxa" w:w="8152"/>
-            <w:shd w:val="clear" w:color="auto" w:fill="F2F2F2"/>
+            <w:shd w:val="clear" w:color="auto" w:fill="EAEAEA"/>
             <w:tcBorders>
               <w:left w:val="thick" w:sz="24" w:color="1A5A6A"/>
             </w:tcBorders>
@@ -8225,7 +8739,7 @@
         <w:tc>
           <w:tcPr>
             <w:tcW w:type="dxa" w:w="8152"/>
-            <w:shd w:val="clear" w:color="auto" w:fill="F2F2F2"/>
+            <w:shd w:val="clear" w:color="auto" w:fill="EAEAEA"/>
             <w:tcBorders>
               <w:left w:val="thick" w:sz="24" w:color="1A5A6A"/>
             </w:tcBorders>
@@ -8263,6 +8777,7 @@
             <w:r>
               <w:rPr>
                 <w:rFonts w:ascii="Courier New" w:hAnsi="Courier New"/>
+                <w:i/>
                 <w:color w:val="555555"/>
                 <w:sz w:val="16"/>
               </w:rPr>
@@ -8323,7 +8838,7 @@
             <w:r>
               <w:rPr>
                 <w:rFonts w:ascii="Courier New" w:hAnsi="Courier New"/>
-                <w:sz w:val="17"/>
+                <w:sz w:val="16"/>
               </w:rPr>
               <w:t>docker-compose</w:t>
             </w:r>
@@ -8333,7 +8848,7 @@
             <w:r>
               <w:rPr>
                 <w:rFonts w:ascii="Courier New" w:hAnsi="Courier New"/>
-                <w:sz w:val="17"/>
+                <w:sz w:val="16"/>
               </w:rPr>
               <w:t>docker compose</w:t>
             </w:r>
@@ -8354,10 +8869,11 @@
         <w:pStyle w:val="Endure-Subhead"/>
         <w:keepNext/>
         <w:spacing w:before="160" w:after="60"/>
+        <w:outlineLvl w:val="2"/>
       </w:pPr>
       <w:r>
         <w:rPr>
-          <w:sz w:val="18"/>
+          <w:sz w:val="22"/>
         </w:rPr>
         <w:t>8.6.2 Stack Básico: Open WebUI + faster-whisper</w:t>
       </w:r>
@@ -8365,8 +8881,12 @@
     <w:p>
       <w:pPr>
         <w:pStyle w:val="Endure-FirstParagraphBodyText"/>
+        <w:spacing w:before="100" w:after="100"/>
       </w:pPr>
       <w:r>
+        <w:rPr>
+          <w:sz w:val="20"/>
+        </w:rPr>
         <w:t>Este es el stack de productividad offline más útil para el día a día: interfaz web para LLMs y transcripción de audio. Ambos servicios son livianos y pueden coexistir con el LLM que se cargue bajo demanda.</w:t>
       </w:r>
     </w:p>
@@ -8383,7 +8903,7 @@
         <w:tc>
           <w:tcPr>
             <w:tcW w:type="dxa" w:w="8152"/>
-            <w:shd w:val="clear" w:color="auto" w:fill="F2F2F2"/>
+            <w:shd w:val="clear" w:color="auto" w:fill="EAEAEA"/>
             <w:tcBorders>
               <w:left w:val="thick" w:sz="24" w:color="1A5A6A"/>
             </w:tcBorders>
@@ -8453,6 +8973,7 @@
             <w:r>
               <w:rPr>
                 <w:rFonts w:ascii="Courier New" w:hAnsi="Courier New"/>
+                <w:i/>
                 <w:color w:val="555555"/>
                 <w:sz w:val="16"/>
               </w:rPr>
@@ -8532,6 +9053,7 @@
             <w:r>
               <w:rPr>
                 <w:rFonts w:ascii="Courier New" w:hAnsi="Courier New"/>
+                <w:i/>
                 <w:color w:val="555555"/>
                 <w:sz w:val="16"/>
               </w:rPr>
@@ -8548,6 +9070,7 @@
             <w:r>
               <w:rPr>
                 <w:rFonts w:ascii="Courier New" w:hAnsi="Courier New"/>
+                <w:i/>
                 <w:color w:val="555555"/>
                 <w:sz w:val="16"/>
               </w:rPr>
@@ -8564,6 +9087,7 @@
             <w:r>
               <w:rPr>
                 <w:rFonts w:ascii="Courier New" w:hAnsi="Courier New"/>
+                <w:i/>
                 <w:color w:val="555555"/>
                 <w:sz w:val="16"/>
               </w:rPr>
@@ -8580,6 +9104,7 @@
             <w:r>
               <w:rPr>
                 <w:rFonts w:ascii="Courier New" w:hAnsi="Courier New"/>
+                <w:i/>
                 <w:color w:val="555555"/>
                 <w:sz w:val="16"/>
               </w:rPr>
@@ -8596,6 +9121,7 @@
             <w:r>
               <w:rPr>
                 <w:rFonts w:ascii="Courier New" w:hAnsi="Courier New"/>
+                <w:i/>
                 <w:color w:val="555555"/>
                 <w:sz w:val="16"/>
               </w:rPr>
@@ -8612,6 +9138,7 @@
             <w:r>
               <w:rPr>
                 <w:rFonts w:ascii="Courier New" w:hAnsi="Courier New"/>
+                <w:i/>
                 <w:color w:val="555555"/>
                 <w:sz w:val="16"/>
               </w:rPr>
@@ -8628,6 +9155,7 @@
             <w:r>
               <w:rPr>
                 <w:rFonts w:ascii="Courier New" w:hAnsi="Courier New"/>
+                <w:i/>
                 <w:color w:val="555555"/>
                 <w:sz w:val="16"/>
               </w:rPr>
@@ -8644,6 +9172,7 @@
             <w:r>
               <w:rPr>
                 <w:rFonts w:ascii="Courier New" w:hAnsi="Courier New"/>
+                <w:i/>
                 <w:color w:val="555555"/>
                 <w:sz w:val="16"/>
               </w:rPr>
@@ -8660,6 +9189,7 @@
             <w:r>
               <w:rPr>
                 <w:rFonts w:ascii="Courier New" w:hAnsi="Courier New"/>
+                <w:i/>
                 <w:color w:val="555555"/>
                 <w:sz w:val="16"/>
               </w:rPr>
@@ -8676,6 +9206,7 @@
             <w:r>
               <w:rPr>
                 <w:rFonts w:ascii="Courier New" w:hAnsi="Courier New"/>
+                <w:i/>
                 <w:color w:val="555555"/>
                 <w:sz w:val="16"/>
               </w:rPr>
@@ -8692,6 +9223,7 @@
             <w:r>
               <w:rPr>
                 <w:rFonts w:ascii="Courier New" w:hAnsi="Courier New"/>
+                <w:i/>
                 <w:color w:val="555555"/>
                 <w:sz w:val="16"/>
               </w:rPr>
@@ -8708,6 +9240,7 @@
             <w:r>
               <w:rPr>
                 <w:rFonts w:ascii="Courier New" w:hAnsi="Courier New"/>
+                <w:i/>
                 <w:color w:val="555555"/>
                 <w:sz w:val="16"/>
               </w:rPr>
@@ -8724,6 +9257,7 @@
             <w:r>
               <w:rPr>
                 <w:rFonts w:ascii="Courier New" w:hAnsi="Courier New"/>
+                <w:i/>
                 <w:color w:val="555555"/>
                 <w:sz w:val="16"/>
               </w:rPr>
@@ -8740,6 +9274,7 @@
             <w:r>
               <w:rPr>
                 <w:rFonts w:ascii="Courier New" w:hAnsi="Courier New"/>
+                <w:i/>
                 <w:color w:val="555555"/>
                 <w:sz w:val="16"/>
               </w:rPr>
@@ -8756,6 +9291,7 @@
             <w:r>
               <w:rPr>
                 <w:rFonts w:ascii="Courier New" w:hAnsi="Courier New"/>
+                <w:i/>
                 <w:color w:val="555555"/>
                 <w:sz w:val="16"/>
               </w:rPr>
@@ -8804,6 +9340,7 @@
             <w:r>
               <w:rPr>
                 <w:rFonts w:ascii="Courier New" w:hAnsi="Courier New"/>
+                <w:i/>
                 <w:color w:val="555555"/>
                 <w:sz w:val="16"/>
               </w:rPr>
@@ -8820,6 +9357,7 @@
             <w:r>
               <w:rPr>
                 <w:rFonts w:ascii="Courier New" w:hAnsi="Courier New"/>
+                <w:i/>
                 <w:color w:val="555555"/>
                 <w:sz w:val="16"/>
               </w:rPr>
@@ -8836,6 +9374,7 @@
             <w:r>
               <w:rPr>
                 <w:rFonts w:ascii="Courier New" w:hAnsi="Courier New"/>
+                <w:i/>
                 <w:color w:val="555555"/>
                 <w:sz w:val="16"/>
               </w:rPr>
@@ -8852,6 +9391,7 @@
             <w:r>
               <w:rPr>
                 <w:rFonts w:ascii="Courier New" w:hAnsi="Courier New"/>
+                <w:i/>
                 <w:color w:val="555555"/>
                 <w:sz w:val="16"/>
               </w:rPr>
@@ -8868,6 +9408,7 @@
             <w:r>
               <w:rPr>
                 <w:rFonts w:ascii="Courier New" w:hAnsi="Courier New"/>
+                <w:i/>
                 <w:color w:val="555555"/>
                 <w:sz w:val="16"/>
               </w:rPr>
@@ -8884,6 +9425,7 @@
             <w:r>
               <w:rPr>
                 <w:rFonts w:ascii="Courier New" w:hAnsi="Courier New"/>
+                <w:i/>
                 <w:color w:val="555555"/>
                 <w:sz w:val="16"/>
               </w:rPr>
@@ -8900,6 +9442,7 @@
             <w:r>
               <w:rPr>
                 <w:rFonts w:ascii="Courier New" w:hAnsi="Courier New"/>
+                <w:i/>
                 <w:color w:val="555555"/>
                 <w:sz w:val="16"/>
               </w:rPr>
@@ -8916,6 +9459,7 @@
             <w:r>
               <w:rPr>
                 <w:rFonts w:ascii="Courier New" w:hAnsi="Courier New"/>
+                <w:i/>
                 <w:color w:val="555555"/>
                 <w:sz w:val="16"/>
               </w:rPr>
@@ -8932,6 +9476,7 @@
             <w:r>
               <w:rPr>
                 <w:rFonts w:ascii="Courier New" w:hAnsi="Courier New"/>
+                <w:i/>
                 <w:color w:val="555555"/>
                 <w:sz w:val="16"/>
               </w:rPr>
@@ -8948,6 +9493,7 @@
             <w:r>
               <w:rPr>
                 <w:rFonts w:ascii="Courier New" w:hAnsi="Courier New"/>
+                <w:i/>
                 <w:color w:val="555555"/>
                 <w:sz w:val="16"/>
               </w:rPr>
@@ -8964,6 +9510,7 @@
             <w:r>
               <w:rPr>
                 <w:rFonts w:ascii="Courier New" w:hAnsi="Courier New"/>
+                <w:i/>
                 <w:color w:val="555555"/>
                 <w:sz w:val="16"/>
               </w:rPr>
@@ -8980,6 +9527,7 @@
             <w:r>
               <w:rPr>
                 <w:rFonts w:ascii="Courier New" w:hAnsi="Courier New"/>
+                <w:i/>
                 <w:color w:val="555555"/>
                 <w:sz w:val="16"/>
               </w:rPr>
@@ -8996,6 +9544,7 @@
             <w:r>
               <w:rPr>
                 <w:rFonts w:ascii="Courier New" w:hAnsi="Courier New"/>
+                <w:i/>
                 <w:color w:val="555555"/>
                 <w:sz w:val="16"/>
               </w:rPr>
@@ -9027,6 +9576,7 @@
             <w:r>
               <w:rPr>
                 <w:rFonts w:ascii="Courier New" w:hAnsi="Courier New"/>
+                <w:i/>
                 <w:color w:val="555555"/>
                 <w:sz w:val="16"/>
               </w:rPr>
@@ -9043,6 +9593,7 @@
             <w:r>
               <w:rPr>
                 <w:rFonts w:ascii="Courier New" w:hAnsi="Courier New"/>
+                <w:i/>
                 <w:color w:val="555555"/>
                 <w:sz w:val="16"/>
               </w:rPr>
@@ -9059,6 +9610,7 @@
             <w:r>
               <w:rPr>
                 <w:rFonts w:ascii="Courier New" w:hAnsi="Courier New"/>
+                <w:i/>
                 <w:color w:val="555555"/>
                 <w:sz w:val="16"/>
               </w:rPr>
@@ -9086,7 +9638,7 @@
         <w:tc>
           <w:tcPr>
             <w:tcW w:type="dxa" w:w="8152"/>
-            <w:shd w:val="clear" w:color="auto" w:fill="F2F2F2"/>
+            <w:shd w:val="clear" w:color="auto" w:fill="EAEAEA"/>
             <w:tcBorders>
               <w:left w:val="thick" w:sz="24" w:color="1A5A6A"/>
             </w:tcBorders>
@@ -9215,7 +9767,7 @@
         <w:tc>
           <w:tcPr>
             <w:tcW w:type="dxa" w:w="8152"/>
-            <w:shd w:val="clear" w:color="auto" w:fill="F2F2F2"/>
+            <w:shd w:val="clear" w:color="auto" w:fill="EAEAEA"/>
             <w:tcBorders>
               <w:left w:val="thick" w:sz="24" w:color="1A5A6A"/>
             </w:tcBorders>
@@ -9253,6 +9805,7 @@
             <w:r>
               <w:rPr>
                 <w:rFonts w:ascii="Courier New" w:hAnsi="Courier New"/>
+                <w:i/>
                 <w:color w:val="555555"/>
                 <w:sz w:val="16"/>
               </w:rPr>
@@ -9269,6 +9822,7 @@
             <w:r>
               <w:rPr>
                 <w:rFonts w:ascii="Courier New" w:hAnsi="Courier New"/>
+                <w:i/>
                 <w:color w:val="555555"/>
                 <w:sz w:val="16"/>
               </w:rPr>
@@ -9285,6 +9839,7 @@
             <w:r>
               <w:rPr>
                 <w:rFonts w:ascii="Courier New" w:hAnsi="Courier New"/>
+                <w:i/>
                 <w:color w:val="555555"/>
                 <w:sz w:val="16"/>
               </w:rPr>
@@ -9312,7 +9867,7 @@
         <w:tc>
           <w:tcPr>
             <w:tcW w:type="dxa" w:w="8152"/>
-            <w:shd w:val="clear" w:color="auto" w:fill="F2F2F2"/>
+            <w:shd w:val="clear" w:color="auto" w:fill="EAEAEA"/>
             <w:tcBorders>
               <w:left w:val="thick" w:sz="24" w:color="1A5A6A"/>
             </w:tcBorders>
@@ -9514,10 +10069,11 @@
         <w:pStyle w:val="Endure-Subhead"/>
         <w:keepNext/>
         <w:spacing w:before="160" w:after="60"/>
+        <w:outlineLvl w:val="2"/>
       </w:pPr>
       <w:r>
         <w:rPr>
-          <w:sz w:val="18"/>
+          <w:sz w:val="22"/>
         </w:rPr>
         <w:t>8.6.3 Stack de Voz: faster-whisper + kokoro-tts</w:t>
       </w:r>
@@ -9525,9 +10081,13 @@
     <w:p>
       <w:pPr>
         <w:pStyle w:val="Endure-FirstParagraphBodyText"/>
+        <w:spacing w:before="100" w:after="100"/>
       </w:pPr>
       <w:r>
-        <w:t>Para el pipeline completo STT + TTS del Capítulo 29:</w:t>
+        <w:rPr>
+          <w:sz w:val="20"/>
+        </w:rPr>
+        <w:t>Para el pipeline completo STT + TTS del Capítulo 13:</w:t>
       </w:r>
     </w:p>
     <w:tbl>
@@ -9543,7 +10103,7 @@
         <w:tc>
           <w:tcPr>
             <w:tcW w:type="dxa" w:w="8152"/>
-            <w:shd w:val="clear" w:color="auto" w:fill="F2F2F2"/>
+            <w:shd w:val="clear" w:color="auto" w:fill="EAEAEA"/>
             <w:tcBorders>
               <w:left w:val="thick" w:sz="24" w:color="1A5A6A"/>
             </w:tcBorders>
@@ -9596,6 +10156,7 @@
             <w:r>
               <w:rPr>
                 <w:rFonts w:ascii="Courier New" w:hAnsi="Courier New"/>
+                <w:i/>
                 <w:color w:val="555555"/>
                 <w:sz w:val="16"/>
               </w:rPr>
@@ -9675,6 +10236,7 @@
             <w:r>
               <w:rPr>
                 <w:rFonts w:ascii="Courier New" w:hAnsi="Courier New"/>
+                <w:i/>
                 <w:color w:val="555555"/>
                 <w:sz w:val="16"/>
               </w:rPr>
@@ -9691,6 +10253,7 @@
             <w:r>
               <w:rPr>
                 <w:rFonts w:ascii="Courier New" w:hAnsi="Courier New"/>
+                <w:i/>
                 <w:color w:val="555555"/>
                 <w:sz w:val="16"/>
               </w:rPr>
@@ -9707,6 +10270,7 @@
             <w:r>
               <w:rPr>
                 <w:rFonts w:ascii="Courier New" w:hAnsi="Courier New"/>
+                <w:i/>
                 <w:color w:val="555555"/>
                 <w:sz w:val="16"/>
               </w:rPr>
@@ -9723,6 +10287,7 @@
             <w:r>
               <w:rPr>
                 <w:rFonts w:ascii="Courier New" w:hAnsi="Courier New"/>
+                <w:i/>
                 <w:color w:val="555555"/>
                 <w:sz w:val="16"/>
               </w:rPr>
@@ -9739,6 +10304,7 @@
             <w:r>
               <w:rPr>
                 <w:rFonts w:ascii="Courier New" w:hAnsi="Courier New"/>
+                <w:i/>
                 <w:color w:val="555555"/>
                 <w:sz w:val="16"/>
               </w:rPr>
@@ -9755,6 +10321,7 @@
             <w:r>
               <w:rPr>
                 <w:rFonts w:ascii="Courier New" w:hAnsi="Courier New"/>
+                <w:i/>
                 <w:color w:val="555555"/>
                 <w:sz w:val="16"/>
               </w:rPr>
@@ -9771,6 +10338,7 @@
             <w:r>
               <w:rPr>
                 <w:rFonts w:ascii="Courier New" w:hAnsi="Courier New"/>
+                <w:i/>
                 <w:color w:val="555555"/>
                 <w:sz w:val="16"/>
               </w:rPr>
@@ -9787,6 +10355,7 @@
             <w:r>
               <w:rPr>
                 <w:rFonts w:ascii="Courier New" w:hAnsi="Courier New"/>
+                <w:i/>
                 <w:color w:val="555555"/>
                 <w:sz w:val="16"/>
               </w:rPr>
@@ -9803,6 +10372,7 @@
             <w:r>
               <w:rPr>
                 <w:rFonts w:ascii="Courier New" w:hAnsi="Courier New"/>
+                <w:i/>
                 <w:color w:val="555555"/>
                 <w:sz w:val="16"/>
               </w:rPr>
@@ -9819,6 +10389,7 @@
             <w:r>
               <w:rPr>
                 <w:rFonts w:ascii="Courier New" w:hAnsi="Courier New"/>
+                <w:i/>
                 <w:color w:val="555555"/>
                 <w:sz w:val="16"/>
               </w:rPr>
@@ -9835,6 +10406,7 @@
             <w:r>
               <w:rPr>
                 <w:rFonts w:ascii="Courier New" w:hAnsi="Courier New"/>
+                <w:i/>
                 <w:color w:val="555555"/>
                 <w:sz w:val="16"/>
               </w:rPr>
@@ -9851,6 +10423,7 @@
             <w:r>
               <w:rPr>
                 <w:rFonts w:ascii="Courier New" w:hAnsi="Courier New"/>
+                <w:i/>
                 <w:color w:val="555555"/>
                 <w:sz w:val="16"/>
               </w:rPr>
@@ -9867,6 +10440,7 @@
             <w:r>
               <w:rPr>
                 <w:rFonts w:ascii="Courier New" w:hAnsi="Courier New"/>
+                <w:i/>
                 <w:color w:val="555555"/>
                 <w:sz w:val="16"/>
               </w:rPr>
@@ -9883,6 +10457,7 @@
             <w:r>
               <w:rPr>
                 <w:rFonts w:ascii="Courier New" w:hAnsi="Courier New"/>
+                <w:i/>
                 <w:color w:val="555555"/>
                 <w:sz w:val="16"/>
               </w:rPr>
@@ -9899,6 +10474,7 @@
             <w:r>
               <w:rPr>
                 <w:rFonts w:ascii="Courier New" w:hAnsi="Courier New"/>
+                <w:i/>
                 <w:color w:val="555555"/>
                 <w:sz w:val="16"/>
               </w:rPr>
@@ -9915,6 +10491,7 @@
             <w:r>
               <w:rPr>
                 <w:rFonts w:ascii="Courier New" w:hAnsi="Courier New"/>
+                <w:i/>
                 <w:color w:val="555555"/>
                 <w:sz w:val="16"/>
               </w:rPr>
@@ -9931,6 +10508,7 @@
             <w:r>
               <w:rPr>
                 <w:rFonts w:ascii="Courier New" w:hAnsi="Courier New"/>
+                <w:i/>
                 <w:color w:val="555555"/>
                 <w:sz w:val="16"/>
               </w:rPr>
@@ -9947,6 +10525,7 @@
             <w:r>
               <w:rPr>
                 <w:rFonts w:ascii="Courier New" w:hAnsi="Courier New"/>
+                <w:i/>
                 <w:color w:val="555555"/>
                 <w:sz w:val="16"/>
               </w:rPr>
@@ -9963,6 +10542,7 @@
             <w:r>
               <w:rPr>
                 <w:rFonts w:ascii="Courier New" w:hAnsi="Courier New"/>
+                <w:i/>
                 <w:color w:val="555555"/>
                 <w:sz w:val="16"/>
               </w:rPr>
@@ -10011,6 +10591,7 @@
             <w:r>
               <w:rPr>
                 <w:rFonts w:ascii="Courier New" w:hAnsi="Courier New"/>
+                <w:i/>
                 <w:color w:val="555555"/>
                 <w:sz w:val="16"/>
               </w:rPr>
@@ -10027,6 +10608,7 @@
             <w:r>
               <w:rPr>
                 <w:rFonts w:ascii="Courier New" w:hAnsi="Courier New"/>
+                <w:i/>
                 <w:color w:val="555555"/>
                 <w:sz w:val="16"/>
               </w:rPr>
@@ -10043,6 +10625,7 @@
             <w:r>
               <w:rPr>
                 <w:rFonts w:ascii="Courier New" w:hAnsi="Courier New"/>
+                <w:i/>
                 <w:color w:val="555555"/>
                 <w:sz w:val="16"/>
               </w:rPr>
@@ -10059,6 +10642,7 @@
             <w:r>
               <w:rPr>
                 <w:rFonts w:ascii="Courier New" w:hAnsi="Courier New"/>
+                <w:i/>
                 <w:color w:val="555555"/>
                 <w:sz w:val="16"/>
               </w:rPr>
@@ -10075,6 +10659,7 @@
             <w:r>
               <w:rPr>
                 <w:rFonts w:ascii="Courier New" w:hAnsi="Courier New"/>
+                <w:i/>
                 <w:color w:val="555555"/>
                 <w:sz w:val="16"/>
               </w:rPr>
@@ -10091,6 +10676,7 @@
             <w:r>
               <w:rPr>
                 <w:rFonts w:ascii="Courier New" w:hAnsi="Courier New"/>
+                <w:i/>
                 <w:color w:val="555555"/>
                 <w:sz w:val="16"/>
               </w:rPr>
@@ -10107,6 +10693,7 @@
             <w:r>
               <w:rPr>
                 <w:rFonts w:ascii="Courier New" w:hAnsi="Courier New"/>
+                <w:i/>
                 <w:color w:val="555555"/>
                 <w:sz w:val="16"/>
               </w:rPr>
@@ -10123,6 +10710,7 @@
             <w:r>
               <w:rPr>
                 <w:rFonts w:ascii="Courier New" w:hAnsi="Courier New"/>
+                <w:i/>
                 <w:color w:val="555555"/>
                 <w:sz w:val="16"/>
               </w:rPr>
@@ -10139,6 +10727,7 @@
             <w:r>
               <w:rPr>
                 <w:rFonts w:ascii="Courier New" w:hAnsi="Courier New"/>
+                <w:i/>
                 <w:color w:val="555555"/>
                 <w:sz w:val="16"/>
               </w:rPr>
@@ -10155,6 +10744,7 @@
             <w:r>
               <w:rPr>
                 <w:rFonts w:ascii="Courier New" w:hAnsi="Courier New"/>
+                <w:i/>
                 <w:color w:val="555555"/>
                 <w:sz w:val="16"/>
               </w:rPr>
@@ -10171,6 +10761,7 @@
             <w:r>
               <w:rPr>
                 <w:rFonts w:ascii="Courier New" w:hAnsi="Courier New"/>
+                <w:i/>
                 <w:color w:val="555555"/>
                 <w:sz w:val="16"/>
               </w:rPr>
@@ -10187,6 +10778,7 @@
             <w:r>
               <w:rPr>
                 <w:rFonts w:ascii="Courier New" w:hAnsi="Courier New"/>
+                <w:i/>
                 <w:color w:val="555555"/>
                 <w:sz w:val="16"/>
               </w:rPr>
@@ -10214,7 +10806,7 @@
         <w:tc>
           <w:tcPr>
             <w:tcW w:type="dxa" w:w="8152"/>
-            <w:shd w:val="clear" w:color="auto" w:fill="F2F2F2"/>
+            <w:shd w:val="clear" w:color="auto" w:fill="EAEAEA"/>
             <w:tcBorders>
               <w:left w:val="thick" w:sz="24" w:color="1A5A6A"/>
             </w:tcBorders>
@@ -10332,6 +10924,7 @@
             <w:r>
               <w:rPr>
                 <w:rFonts w:ascii="Courier New" w:hAnsi="Courier New"/>
+                <w:i/>
                 <w:color w:val="555555"/>
                 <w:sz w:val="16"/>
               </w:rPr>
@@ -10364,6 +10957,7 @@
             <w:r>
               <w:rPr>
                 <w:rFonts w:ascii="Courier New" w:hAnsi="Courier New"/>
+                <w:i/>
                 <w:color w:val="555555"/>
                 <w:sz w:val="16"/>
               </w:rPr>
@@ -10380,6 +10974,7 @@
             <w:r>
               <w:rPr>
                 <w:rFonts w:ascii="Courier New" w:hAnsi="Courier New"/>
+                <w:i/>
                 <w:color w:val="555555"/>
                 <w:sz w:val="16"/>
               </w:rPr>
@@ -10412,6 +11007,7 @@
             <w:r>
               <w:rPr>
                 <w:rFonts w:ascii="Courier New" w:hAnsi="Courier New"/>
+                <w:i/>
                 <w:color w:val="555555"/>
                 <w:sz w:val="16"/>
               </w:rPr>
@@ -10575,10 +11171,11 @@
         <w:pStyle w:val="Endure-Subhead"/>
         <w:keepNext/>
         <w:spacing w:before="160" w:after="60"/>
+        <w:outlineLvl w:val="2"/>
       </w:pPr>
       <w:r>
         <w:rPr>
-          <w:sz w:val="18"/>
+          <w:sz w:val="22"/>
         </w:rPr>
         <w:t>8.6.4 Comandos Esenciales de Docker Compose</w:t>
       </w:r>
@@ -10596,7 +11193,7 @@
         <w:tc>
           <w:tcPr>
             <w:tcW w:type="dxa" w:w="8152"/>
-            <w:shd w:val="clear" w:color="auto" w:fill="F2F2F2"/>
+            <w:shd w:val="clear" w:color="auto" w:fill="EAEAEA"/>
             <w:tcBorders>
               <w:left w:val="thick" w:sz="24" w:color="1A5A6A"/>
             </w:tcBorders>
@@ -11203,10 +11800,11 @@
         <w:pStyle w:val="Endure-Subhead"/>
         <w:keepNext/>
         <w:spacing w:before="160" w:after="60"/>
+        <w:outlineLvl w:val="2"/>
       </w:pPr>
       <w:r>
         <w:rPr>
-          <w:sz w:val="18"/>
+          <w:sz w:val="22"/>
         </w:rPr>
         <w:t>8.6.5 Estructura de un compose.yml para el Jetson</w:t>
       </w:r>
@@ -11224,7 +11822,7 @@
         <w:tc>
           <w:tcPr>
             <w:tcW w:type="dxa" w:w="8152"/>
-            <w:shd w:val="clear" w:color="auto" w:fill="F2F2F2"/>
+            <w:shd w:val="clear" w:color="auto" w:fill="EAEAEA"/>
             <w:tcBorders>
               <w:left w:val="thick" w:sz="24" w:color="1A5A6A"/>
             </w:tcBorders>
@@ -11245,7 +11843,8 @@
             <w:r>
               <w:rPr>
                 <w:rFonts w:ascii="Courier New" w:hAnsi="Courier New"/>
-                <w:color w:val="1A1A1A"/>
+                <w:i/>
+                <w:color w:val="888888"/>
                 <w:sz w:val="16"/>
               </w:rPr>
               <w:t># Plantilla canónica para servicios con GPU en Jetson AGX Orin JP 7.2</w:t>
@@ -11845,7 +12444,7 @@
             <w:r>
               <w:rPr>
                 <w:rFonts w:ascii="Courier New" w:hAnsi="Courier New"/>
-                <w:sz w:val="17"/>
+                <w:sz w:val="16"/>
               </w:rPr>
               <w:t>/dev/nvidia*</w:t>
             </w:r>
@@ -11855,7 +12454,7 @@
             <w:r>
               <w:rPr>
                 <w:rFonts w:ascii="Courier New" w:hAnsi="Courier New"/>
-                <w:sz w:val="17"/>
+                <w:sz w:val="16"/>
               </w:rPr>
               <w:t>restart: "no"</w:t>
             </w:r>
@@ -11865,7 +12464,7 @@
             <w:r>
               <w:rPr>
                 <w:rFonts w:ascii="Courier New" w:hAnsi="Courier New"/>
-                <w:sz w:val="17"/>
+                <w:sz w:val="16"/>
               </w:rPr>
               <w:t>runtime: nvidia</w:t>
             </w:r>
@@ -11875,7 +12474,7 @@
             <w:r>
               <w:rPr>
                 <w:rFonts w:ascii="Courier New" w:hAnsi="Courier New"/>
-                <w:sz w:val="17"/>
+                <w:sz w:val="16"/>
               </w:rPr>
               <w:t>restart: unless-stopped</w:t>
             </w:r>
@@ -11896,10 +12495,11 @@
         <w:pStyle w:val="Endure-Subhead"/>
         <w:keepNext/>
         <w:spacing w:before="160" w:after="60"/>
+        <w:outlineLvl w:val="2"/>
       </w:pPr>
       <w:r>
         <w:rPr>
-          <w:sz w:val="18"/>
+          <w:sz w:val="22"/>
         </w:rPr>
         <w:t>8.6.6 Aliases para Gestión de Stacks</w:t>
       </w:r>
@@ -11917,7 +12517,7 @@
         <w:tc>
           <w:tcPr>
             <w:tcW w:type="dxa" w:w="8152"/>
-            <w:shd w:val="clear" w:color="auto" w:fill="F2F2F2"/>
+            <w:shd w:val="clear" w:color="auto" w:fill="EAEAEA"/>
             <w:tcBorders>
               <w:left w:val="thick" w:sz="24" w:color="1A5A6A"/>
             </w:tcBorders>
@@ -12003,6 +12603,7 @@
             <w:r>
               <w:rPr>
                 <w:rFonts w:ascii="Courier New" w:hAnsi="Courier New"/>
+                <w:i/>
                 <w:color w:val="555555"/>
                 <w:sz w:val="16"/>
               </w:rPr>
@@ -12019,6 +12620,7 @@
             <w:r>
               <w:rPr>
                 <w:rFonts w:ascii="Courier New" w:hAnsi="Courier New"/>
+                <w:i/>
                 <w:color w:val="555555"/>
                 <w:sz w:val="16"/>
               </w:rPr>
@@ -12035,6 +12637,7 @@
             <w:r>
               <w:rPr>
                 <w:rFonts w:ascii="Courier New" w:hAnsi="Courier New"/>
+                <w:i/>
                 <w:color w:val="555555"/>
                 <w:sz w:val="16"/>
               </w:rPr>
@@ -12051,6 +12654,7 @@
             <w:r>
               <w:rPr>
                 <w:rFonts w:ascii="Courier New" w:hAnsi="Courier New"/>
+                <w:i/>
                 <w:color w:val="555555"/>
                 <w:sz w:val="16"/>
               </w:rPr>
@@ -12067,6 +12671,7 @@
             <w:r>
               <w:rPr>
                 <w:rFonts w:ascii="Courier New" w:hAnsi="Courier New"/>
+                <w:i/>
                 <w:color w:val="555555"/>
                 <w:sz w:val="16"/>
               </w:rPr>
@@ -12083,6 +12688,7 @@
             <w:r>
               <w:rPr>
                 <w:rFonts w:ascii="Courier New" w:hAnsi="Courier New"/>
+                <w:i/>
                 <w:color w:val="555555"/>
                 <w:sz w:val="16"/>
               </w:rPr>
@@ -12099,6 +12705,7 @@
             <w:r>
               <w:rPr>
                 <w:rFonts w:ascii="Courier New" w:hAnsi="Courier New"/>
+                <w:i/>
                 <w:color w:val="555555"/>
                 <w:sz w:val="16"/>
               </w:rPr>
@@ -12149,8 +12756,12 @@
         <w:pStyle w:val="Endure-Subhead"/>
         <w:keepNext/>
         <w:spacing w:before="240" w:after="60"/>
+        <w:outlineLvl w:val="1"/>
       </w:pPr>
       <w:r>
+        <w:rPr>
+          <w:sz w:val="24"/>
+        </w:rPr>
         <w:t>8.7 Verificación Final del Capítulo</w:t>
       </w:r>
     </w:p>
@@ -12167,7 +12778,7 @@
         <w:tc>
           <w:tcPr>
             <w:tcW w:type="dxa" w:w="8152"/>
-            <w:shd w:val="clear" w:color="auto" w:fill="F2F2F2"/>
+            <w:shd w:val="clear" w:color="auto" w:fill="EAEAEA"/>
             <w:tcBorders>
               <w:left w:val="thick" w:sz="24" w:color="1A5A6A"/>
             </w:tcBorders>
@@ -12316,6 +12927,7 @@
             <w:r>
               <w:rPr>
                 <w:rFonts w:ascii="Courier New" w:hAnsi="Courier New"/>
+                <w:i/>
                 <w:color w:val="555555"/>
                 <w:sz w:val="16"/>
               </w:rPr>
@@ -12379,6 +12991,7 @@
             <w:r>
               <w:rPr>
                 <w:rFonts w:ascii="Courier New" w:hAnsi="Courier New"/>
+                <w:i/>
                 <w:color w:val="555555"/>
                 <w:sz w:val="16"/>
               </w:rPr>
@@ -12395,6 +13008,7 @@
             <w:r>
               <w:rPr>
                 <w:rFonts w:ascii="Courier New" w:hAnsi="Courier New"/>
+                <w:i/>
                 <w:color w:val="555555"/>
                 <w:sz w:val="16"/>
               </w:rPr>
@@ -12411,6 +13025,7 @@
             <w:r>
               <w:rPr>
                 <w:rFonts w:ascii="Courier New" w:hAnsi="Courier New"/>
+                <w:i/>
                 <w:color w:val="555555"/>
                 <w:sz w:val="16"/>
               </w:rPr>
@@ -12490,6 +13105,7 @@
             <w:r>
               <w:rPr>
                 <w:rFonts w:ascii="Courier New" w:hAnsi="Courier New"/>
+                <w:i/>
                 <w:color w:val="555555"/>
                 <w:sz w:val="16"/>
               </w:rPr>
@@ -12506,6 +13122,7 @@
             <w:r>
               <w:rPr>
                 <w:rFonts w:ascii="Courier New" w:hAnsi="Courier New"/>
+                <w:i/>
                 <w:color w:val="555555"/>
                 <w:sz w:val="16"/>
               </w:rPr>
@@ -12585,6 +13202,7 @@
             <w:r>
               <w:rPr>
                 <w:rFonts w:ascii="Courier New" w:hAnsi="Courier New"/>
+                <w:i/>
                 <w:color w:val="555555"/>
                 <w:sz w:val="16"/>
               </w:rPr>
@@ -12601,6 +13219,7 @@
             <w:r>
               <w:rPr>
                 <w:rFonts w:ascii="Courier New" w:hAnsi="Courier New"/>
+                <w:i/>
                 <w:color w:val="555555"/>
                 <w:sz w:val="16"/>
               </w:rPr>
@@ -12680,6 +13299,7 @@
             <w:r>
               <w:rPr>
                 <w:rFonts w:ascii="Courier New" w:hAnsi="Courier New"/>
+                <w:i/>
                 <w:color w:val="555555"/>
                 <w:sz w:val="16"/>
               </w:rPr>
@@ -12696,6 +13316,7 @@
             <w:r>
               <w:rPr>
                 <w:rFonts w:ascii="Courier New" w:hAnsi="Courier New"/>
+                <w:i/>
                 <w:color w:val="555555"/>
                 <w:sz w:val="16"/>
               </w:rPr>
@@ -12791,6 +13412,7 @@
             <w:r>
               <w:rPr>
                 <w:rFonts w:ascii="Courier New" w:hAnsi="Courier New"/>
+                <w:i/>
                 <w:color w:val="555555"/>
                 <w:sz w:val="16"/>
               </w:rPr>
@@ -12807,6 +13429,7 @@
             <w:r>
               <w:rPr>
                 <w:rFonts w:ascii="Courier New" w:hAnsi="Courier New"/>
+                <w:i/>
                 <w:color w:val="555555"/>
                 <w:sz w:val="16"/>
               </w:rPr>
@@ -12886,6 +13509,7 @@
             <w:r>
               <w:rPr>
                 <w:rFonts w:ascii="Courier New" w:hAnsi="Courier New"/>
+                <w:i/>
                 <w:color w:val="555555"/>
                 <w:sz w:val="16"/>
               </w:rPr>
@@ -12902,6 +13526,7 @@
             <w:r>
               <w:rPr>
                 <w:rFonts w:ascii="Courier New" w:hAnsi="Courier New"/>
+                <w:i/>
                 <w:color w:val="555555"/>
                 <w:sz w:val="16"/>
               </w:rPr>
@@ -12976,7 +13601,7 @@
         <w:tc>
           <w:tcPr>
             <w:tcW w:type="dxa" w:w="8152"/>
-            <w:shd w:val="clear" w:color="auto" w:fill="F2F2F2"/>
+            <w:shd w:val="clear" w:color="auto" w:fill="EAEAEA"/>
             <w:tcBorders>
               <w:left w:val="thick" w:sz="24" w:color="1A5A6A"/>
             </w:tcBorders>
@@ -13014,6 +13639,7 @@
             <w:r>
               <w:rPr>
                 <w:rFonts w:ascii="Courier New" w:hAnsi="Courier New"/>
+                <w:i/>
                 <w:color w:val="555555"/>
                 <w:sz w:val="16"/>
               </w:rPr>
@@ -13030,6 +13656,7 @@
             <w:r>
               <w:rPr>
                 <w:rFonts w:ascii="Courier New" w:hAnsi="Courier New"/>
+                <w:i/>
                 <w:color w:val="555555"/>
                 <w:sz w:val="16"/>
               </w:rPr>
@@ -13061,6 +13688,7 @@
             <w:r>
               <w:rPr>
                 <w:rFonts w:ascii="Courier New" w:hAnsi="Courier New"/>
+                <w:i/>
                 <w:color w:val="555555"/>
                 <w:sz w:val="16"/>
               </w:rPr>
@@ -13077,6 +13705,7 @@
             <w:r>
               <w:rPr>
                 <w:rFonts w:ascii="Courier New" w:hAnsi="Courier New"/>
+                <w:i/>
                 <w:color w:val="555555"/>
                 <w:sz w:val="16"/>
               </w:rPr>
@@ -13108,6 +13737,7 @@
             <w:r>
               <w:rPr>
                 <w:rFonts w:ascii="Courier New" w:hAnsi="Courier New"/>
+                <w:i/>
                 <w:color w:val="555555"/>
                 <w:sz w:val="16"/>
               </w:rPr>
@@ -13124,6 +13754,7 @@
             <w:r>
               <w:rPr>
                 <w:rFonts w:ascii="Courier New" w:hAnsi="Courier New"/>
+                <w:i/>
                 <w:color w:val="555555"/>
                 <w:sz w:val="16"/>
               </w:rPr>
@@ -13155,6 +13786,7 @@
             <w:r>
               <w:rPr>
                 <w:rFonts w:ascii="Courier New" w:hAnsi="Courier New"/>
+                <w:i/>
                 <w:color w:val="555555"/>
                 <w:sz w:val="16"/>
               </w:rPr>
@@ -13187,6 +13819,7 @@
             <w:r>
               <w:rPr>
                 <w:rFonts w:ascii="Courier New" w:hAnsi="Courier New"/>
+                <w:i/>
                 <w:color w:val="555555"/>
                 <w:sz w:val="16"/>
               </w:rPr>
@@ -13218,6 +13851,7 @@
             <w:r>
               <w:rPr>
                 <w:rFonts w:ascii="Courier New" w:hAnsi="Courier New"/>
+                <w:i/>
                 <w:color w:val="555555"/>
                 <w:sz w:val="16"/>
               </w:rPr>
@@ -13234,6 +13868,7 @@
             <w:r>
               <w:rPr>
                 <w:rFonts w:ascii="Courier New" w:hAnsi="Courier New"/>
+                <w:i/>
                 <w:color w:val="555555"/>
                 <w:sz w:val="16"/>
               </w:rPr>
@@ -13265,6 +13900,7 @@
             <w:r>
               <w:rPr>
                 <w:rFonts w:ascii="Courier New" w:hAnsi="Courier New"/>
+                <w:i/>
                 <w:color w:val="555555"/>
                 <w:sz w:val="16"/>
               </w:rPr>
@@ -13281,6 +13917,7 @@
             <w:r>
               <w:rPr>
                 <w:rFonts w:ascii="Courier New" w:hAnsi="Courier New"/>
+                <w:i/>
                 <w:color w:val="555555"/>
                 <w:sz w:val="16"/>
               </w:rPr>
@@ -13297,6 +13934,7 @@
             <w:r>
               <w:rPr>
                 <w:rFonts w:ascii="Courier New" w:hAnsi="Courier New"/>
+                <w:i/>
                 <w:color w:val="555555"/>
                 <w:sz w:val="16"/>
               </w:rPr>
@@ -13328,6 +13966,7 @@
             <w:r>
               <w:rPr>
                 <w:rFonts w:ascii="Courier New" w:hAnsi="Courier New"/>
+                <w:i/>
                 <w:color w:val="555555"/>
                 <w:sz w:val="16"/>
               </w:rPr>
@@ -13344,6 +13983,7 @@
             <w:r>
               <w:rPr>
                 <w:rFonts w:ascii="Courier New" w:hAnsi="Courier New"/>
+                <w:i/>
                 <w:color w:val="555555"/>
                 <w:sz w:val="16"/>
               </w:rPr>

--- a/book/docx-por-capitulo/capitulo-09-docker.docx
+++ b/book/docx-por-capitulo/capitulo-09-docker.docx
@@ -26,7 +26,7 @@
       <w:pPr>
         <w:pStyle w:val="Endure-Subhead"/>
         <w:keepNext/>
-        <w:spacing w:before="240" w:after="60"/>
+        <w:spacing w:before="240" w:after="60" w:line="240" w:lineRule="auto"/>
         <w:outlineLvl w:val="1"/>
       </w:pPr>
       <w:r>
@@ -39,7 +39,7 @@
     <w:p>
       <w:pPr>
         <w:pStyle w:val="Endure-FirstParagraphBodyText"/>
-        <w:spacing w:before="100" w:after="100"/>
+        <w:spacing w:before="100" w:after="100" w:line="240" w:lineRule="auto"/>
       </w:pPr>
       <w:r>
         <w:rPr>
@@ -51,7 +51,7 @@
     <w:p>
       <w:pPr>
         <w:pStyle w:val="Endure-ChapterBodyText"/>
-        <w:spacing w:before="100" w:after="100"/>
+        <w:spacing w:before="100" w:after="100" w:line="240" w:lineRule="auto"/>
       </w:pPr>
       <w:r>
         <w:rPr>
@@ -63,7 +63,7 @@
     <w:p>
       <w:pPr>
         <w:pStyle w:val="Endure-ChapterBodyText"/>
-        <w:spacing w:before="100" w:after="100"/>
+        <w:spacing w:before="100" w:after="100" w:line="240" w:lineRule="auto"/>
       </w:pPr>
       <w:r>
         <w:rPr>
@@ -82,7 +82,7 @@
     <w:p>
       <w:pPr>
         <w:pStyle w:val="Endure-ChapterBodyText"/>
-        <w:spacing w:before="100" w:after="100"/>
+        <w:spacing w:before="100" w:after="100" w:line="240" w:lineRule="auto"/>
       </w:pPr>
       <w:r>
         <w:rPr>
@@ -101,7 +101,7 @@
     <w:p>
       <w:pPr>
         <w:pStyle w:val="Endure-ChapterBodyText"/>
-        <w:spacing w:before="100" w:after="100"/>
+        <w:spacing w:before="100" w:after="100" w:line="240" w:lineRule="auto"/>
       </w:pPr>
       <w:r>
         <w:rPr>
@@ -114,7 +114,7 @@
     <w:p>
       <w:pPr>
         <w:pStyle w:val="Endure-ChapterBodyText"/>
-        <w:spacing w:before="40" w:after="40"/>
+        <w:spacing w:before="40" w:after="40" w:line="240" w:lineRule="auto"/>
         <w:ind w:left="360" w:hanging="216"/>
       </w:pPr>
       <w:r>
@@ -133,7 +133,7 @@
     <w:p>
       <w:pPr>
         <w:pStyle w:val="Endure-ChapterBodyText"/>
-        <w:spacing w:before="40" w:after="40"/>
+        <w:spacing w:before="40" w:after="40" w:line="240" w:lineRule="auto"/>
         <w:ind w:left="360" w:hanging="216"/>
       </w:pPr>
       <w:r>
@@ -152,7 +152,7 @@
     <w:p>
       <w:pPr>
         <w:pStyle w:val="Endure-ChapterBodyText"/>
-        <w:spacing w:before="40" w:after="40"/>
+        <w:spacing w:before="40" w:after="40" w:line="240" w:lineRule="auto"/>
         <w:ind w:left="360" w:hanging="216"/>
       </w:pPr>
       <w:r>
@@ -171,7 +171,7 @@
     <w:p>
       <w:pPr>
         <w:pStyle w:val="Endure-ChapterBodyText"/>
-        <w:spacing w:before="40" w:after="40"/>
+        <w:spacing w:before="40" w:after="40" w:line="240" w:lineRule="auto"/>
         <w:ind w:left="360" w:hanging="216"/>
       </w:pPr>
       <w:r>
@@ -196,20 +196,20 @@
       <w:pPr>
         <w:pStyle w:val="Endure-Subhead"/>
         <w:keepNext/>
-        <w:spacing w:before="240" w:after="60"/>
+        <w:spacing w:before="240" w:after="60" w:line="240" w:lineRule="auto"/>
         <w:outlineLvl w:val="1"/>
       </w:pPr>
       <w:r>
         <w:rPr>
           <w:sz w:val="24"/>
         </w:rPr>
-        <w:t>8.0 Conceptos Básicos de Docker (lectura antes de instalar)</w:t>
+        <w:t>9.0 Conceptos Básicos de Docker (lectura antes de instalar)</w:t>
       </w:r>
     </w:p>
     <w:p>
       <w:pPr>
         <w:pStyle w:val="Endure-FirstParagraphBodyText"/>
-        <w:spacing w:before="100" w:after="100"/>
+        <w:spacing w:before="100" w:after="100" w:line="240" w:lineRule="auto"/>
       </w:pPr>
       <w:r>
         <w:rPr>
@@ -222,14 +222,14 @@
       <w:pPr>
         <w:pStyle w:val="Endure-Subhead"/>
         <w:keepNext/>
-        <w:spacing w:before="160" w:after="60"/>
+        <w:spacing w:before="160" w:after="60" w:line="240" w:lineRule="auto"/>
         <w:outlineLvl w:val="2"/>
       </w:pPr>
       <w:r>
         <w:rPr>
           <w:sz w:val="22"/>
         </w:rPr>
-        <w:t>8.0.1 Imagen, contenedor e instancia</w:t>
+        <w:t>9.0.1 Imagen, contenedor e instancia</w:t>
       </w:r>
     </w:p>
     <w:tbl>
@@ -268,7 +268,7 @@
           </w:tcPr>
           <w:p>
             <w:pPr>
-              <w:spacing w:before="0" w:after="0"/>
+              <w:spacing w:before="0" w:after="0" w:line="240" w:lineRule="auto"/>
               <w:jc w:val="center"/>
             </w:pPr>
             <w:r>
@@ -301,7 +301,7 @@
           </w:tcPr>
           <w:p>
             <w:pPr>
-              <w:spacing w:before="0" w:after="0"/>
+              <w:spacing w:before="0" w:after="0" w:line="240" w:lineRule="auto"/>
               <w:jc w:val="center"/>
             </w:pPr>
             <w:r>
@@ -334,7 +334,7 @@
           </w:tcPr>
           <w:p>
             <w:pPr>
-              <w:spacing w:before="0" w:after="0"/>
+              <w:spacing w:before="0" w:after="0" w:line="240" w:lineRule="auto"/>
               <w:jc w:val="center"/>
             </w:pPr>
             <w:r>
@@ -372,7 +372,7 @@
           </w:tcPr>
           <w:p>
             <w:pPr>
-              <w:spacing w:before="0" w:after="0"/>
+              <w:spacing w:before="0" w:after="0" w:line="240" w:lineRule="auto"/>
               <w:jc w:val="center"/>
             </w:pPr>
             <w:r>
@@ -403,7 +403,7 @@
           </w:tcPr>
           <w:p>
             <w:pPr>
-              <w:spacing w:before="0" w:after="0"/>
+              <w:spacing w:before="0" w:after="0" w:line="240" w:lineRule="auto"/>
               <w:jc w:val="center"/>
             </w:pPr>
             <w:r>
@@ -434,7 +434,7 @@
           </w:tcPr>
           <w:p>
             <w:pPr>
-              <w:spacing w:before="0" w:after="0"/>
+              <w:spacing w:before="0" w:after="0" w:line="240" w:lineRule="auto"/>
               <w:jc w:val="both"/>
             </w:pPr>
             <w:r>
@@ -470,7 +470,7 @@
           </w:tcPr>
           <w:p>
             <w:pPr>
-              <w:spacing w:before="0" w:after="0"/>
+              <w:spacing w:before="0" w:after="0" w:line="240" w:lineRule="auto"/>
               <w:jc w:val="center"/>
             </w:pPr>
             <w:r>
@@ -501,7 +501,7 @@
           </w:tcPr>
           <w:p>
             <w:pPr>
-              <w:spacing w:before="0" w:after="0"/>
+              <w:spacing w:before="0" w:after="0" w:line="240" w:lineRule="auto"/>
               <w:jc w:val="center"/>
             </w:pPr>
             <w:r>
@@ -532,7 +532,7 @@
           </w:tcPr>
           <w:p>
             <w:pPr>
-              <w:spacing w:before="0" w:after="0"/>
+              <w:spacing w:before="0" w:after="0" w:line="240" w:lineRule="auto"/>
               <w:jc w:val="both"/>
             </w:pPr>
             <w:r>
@@ -568,7 +568,7 @@
           </w:tcPr>
           <w:p>
             <w:pPr>
-              <w:spacing w:before="0" w:after="0"/>
+              <w:spacing w:before="0" w:after="0" w:line="240" w:lineRule="auto"/>
               <w:jc w:val="center"/>
             </w:pPr>
             <w:r>
@@ -599,7 +599,7 @@
           </w:tcPr>
           <w:p>
             <w:pPr>
-              <w:spacing w:before="0" w:after="0"/>
+              <w:spacing w:before="0" w:after="0" w:line="240" w:lineRule="auto"/>
               <w:jc w:val="center"/>
             </w:pPr>
             <w:r>
@@ -630,7 +630,7 @@
           </w:tcPr>
           <w:p>
             <w:pPr>
-              <w:spacing w:before="0" w:after="0"/>
+              <w:spacing w:before="0" w:after="0" w:line="240" w:lineRule="auto"/>
               <w:jc w:val="both"/>
             </w:pPr>
             <w:r>
@@ -978,14 +978,14 @@
       <w:pPr>
         <w:pStyle w:val="Endure-Subhead"/>
         <w:keepNext/>
-        <w:spacing w:before="160" w:after="60"/>
+        <w:spacing w:before="160" w:after="60" w:line="240" w:lineRule="auto"/>
         <w:outlineLvl w:val="2"/>
       </w:pPr>
       <w:r>
         <w:rPr>
           <w:sz w:val="22"/>
         </w:rPr>
-        <w:t>8.0.2 Ciclo de vida de un contenedor</w:t>
+        <w:t>9.0.2 Ciclo de vida de un contenedor</w:t>
       </w:r>
     </w:p>
     <w:tbl>
@@ -1362,14 +1362,14 @@
       <w:pPr>
         <w:pStyle w:val="Endure-Subhead"/>
         <w:keepNext/>
-        <w:spacing w:before="160" w:after="60"/>
+        <w:spacing w:before="160" w:after="60" w:line="240" w:lineRule="auto"/>
         <w:outlineLvl w:val="2"/>
       </w:pPr>
       <w:r>
         <w:rPr>
           <w:sz w:val="22"/>
         </w:rPr>
-        <w:t>8.0.3 Limpieza de recursos</w:t>
+        <w:t>9.0.3 Limpieza de recursos</w:t>
       </w:r>
     </w:p>
     <w:tbl>
@@ -1638,20 +1638,20 @@
       <w:pPr>
         <w:pStyle w:val="Endure-Subhead"/>
         <w:keepNext/>
-        <w:spacing w:before="160" w:after="60"/>
+        <w:spacing w:before="160" w:after="60" w:line="240" w:lineRule="auto"/>
         <w:outlineLvl w:val="2"/>
       </w:pPr>
       <w:r>
         <w:rPr>
           <w:sz w:val="22"/>
         </w:rPr>
-        <w:t>8.0.4 Directorios de almacenamiento</w:t>
+        <w:t>9.0.4 Directorios de almacenamiento</w:t>
       </w:r>
     </w:p>
     <w:p>
       <w:pPr>
         <w:pStyle w:val="Endure-FirstParagraphBodyText"/>
-        <w:spacing w:before="100" w:after="100"/>
+        <w:spacing w:before="100" w:after="100" w:line="240" w:lineRule="auto"/>
       </w:pPr>
       <w:r>
         <w:rPr>
@@ -1917,20 +1917,20 @@
       <w:pPr>
         <w:pStyle w:val="Endure-Subhead"/>
         <w:keepNext/>
-        <w:spacing w:before="240" w:after="60"/>
+        <w:spacing w:before="240" w:after="60" w:line="240" w:lineRule="auto"/>
         <w:outlineLvl w:val="1"/>
       </w:pPr>
       <w:r>
         <w:rPr>
           <w:sz w:val="24"/>
         </w:rPr>
-        <w:t>8.1 Instalar Docker Engine</w:t>
+        <w:t>9.1 Instalar Docker Engine</w:t>
       </w:r>
     </w:p>
     <w:p>
       <w:pPr>
         <w:pStyle w:val="Endure-FirstParagraphBodyText"/>
-        <w:spacing w:before="100" w:after="100"/>
+        <w:spacing w:before="100" w:after="100" w:line="240" w:lineRule="auto"/>
       </w:pPr>
       <w:r>
         <w:rPr>
@@ -1943,14 +1943,14 @@
       <w:pPr>
         <w:pStyle w:val="Endure-Subhead"/>
         <w:keepNext/>
-        <w:spacing w:before="160" w:after="60"/>
+        <w:spacing w:before="160" w:after="60" w:line="240" w:lineRule="auto"/>
         <w:outlineLvl w:val="2"/>
       </w:pPr>
       <w:r>
         <w:rPr>
           <w:sz w:val="22"/>
         </w:rPr>
-        <w:t>8.1.1 Instalación desde el Repositorio Oficial de Docker</w:t>
+        <w:t>9.1.1 Instalación desde el Repositorio Oficial de Docker</w:t>
       </w:r>
     </w:p>
     <w:tbl>
@@ -2545,20 +2545,20 @@
       <w:pPr>
         <w:pStyle w:val="Endure-Subhead"/>
         <w:keepNext/>
-        <w:spacing w:before="160" w:after="60"/>
+        <w:spacing w:before="160" w:after="60" w:line="240" w:lineRule="auto"/>
         <w:outlineLvl w:val="2"/>
       </w:pPr>
       <w:r>
         <w:rPr>
           <w:sz w:val="22"/>
         </w:rPr>
-        <w:t>8.1.2 Usar Docker sin sudo</w:t>
+        <w:t>9.1.2 Usar Docker sin sudo</w:t>
       </w:r>
     </w:p>
     <w:p>
       <w:pPr>
         <w:pStyle w:val="Endure-FirstParagraphBodyText"/>
-        <w:spacing w:before="100" w:after="100"/>
+        <w:spacing w:before="100" w:after="100" w:line="240" w:lineRule="auto"/>
       </w:pPr>
       <w:r>
         <w:rPr>
@@ -2887,20 +2887,20 @@
       <w:pPr>
         <w:pStyle w:val="Endure-Subhead"/>
         <w:keepNext/>
-        <w:spacing w:before="160" w:after="60"/>
+        <w:spacing w:before="160" w:after="60" w:line="240" w:lineRule="auto"/>
         <w:outlineLvl w:val="2"/>
       </w:pPr>
       <w:r>
         <w:rPr>
           <w:sz w:val="22"/>
         </w:rPr>
-        <w:t>8.1.3 Configurar Docker para el Arranque Limpio</w:t>
+        <w:t>9.1.3 Configurar Docker para el Arranque Limpio</w:t>
       </w:r>
     </w:p>
     <w:p>
       <w:pPr>
         <w:pStyle w:val="Endure-FirstParagraphBodyText"/>
-        <w:spacing w:before="100" w:after="100"/>
+        <w:spacing w:before="100" w:after="100" w:line="240" w:lineRule="auto"/>
       </w:pPr>
       <w:r>
         <w:rPr>
@@ -3200,20 +3200,20 @@
       <w:pPr>
         <w:pStyle w:val="Endure-Subhead"/>
         <w:keepNext/>
-        <w:spacing w:before="240" w:after="60"/>
+        <w:spacing w:before="240" w:after="60" w:line="240" w:lineRule="auto"/>
         <w:outlineLvl w:val="1"/>
       </w:pPr>
       <w:r>
         <w:rPr>
           <w:sz w:val="24"/>
         </w:rPr>
-        <w:t>8.2 Instalar NVIDIA Container Toolkit</w:t>
+        <w:t>9.2 Instalar NVIDIA Container Toolkit</w:t>
       </w:r>
     </w:p>
     <w:p>
       <w:pPr>
         <w:pStyle w:val="Endure-FirstParagraphBodyText"/>
-        <w:spacing w:before="100" w:after="100"/>
+        <w:spacing w:before="100" w:after="100" w:line="240" w:lineRule="auto"/>
       </w:pPr>
       <w:r>
         <w:rPr>
@@ -3226,14 +3226,14 @@
       <w:pPr>
         <w:pStyle w:val="Endure-Subhead"/>
         <w:keepNext/>
-        <w:spacing w:before="160" w:after="60"/>
+        <w:spacing w:before="160" w:after="60" w:line="240" w:lineRule="auto"/>
         <w:outlineLvl w:val="2"/>
       </w:pPr>
       <w:r>
         <w:rPr>
           <w:sz w:val="22"/>
         </w:rPr>
-        <w:t>8.2.1 Instalación del NVIDIA Container Toolkit</w:t>
+        <w:t>9.2.1 Instalación del NVIDIA Container Toolkit</w:t>
       </w:r>
     </w:p>
     <w:tbl>
@@ -3681,14 +3681,14 @@
       <w:pPr>
         <w:pStyle w:val="Endure-Subhead"/>
         <w:keepNext/>
-        <w:spacing w:before="160" w:after="60"/>
+        <w:spacing w:before="160" w:after="60" w:line="240" w:lineRule="auto"/>
         <w:outlineLvl w:val="2"/>
       </w:pPr>
       <w:r>
         <w:rPr>
           <w:sz w:val="22"/>
         </w:rPr>
-        <w:t>8.2.2 Verificar el NVIDIA Container Toolkit</w:t>
+        <w:t>9.2.2 Verificar el NVIDIA Container Toolkit</w:t>
       </w:r>
     </w:p>
     <w:tbl>
@@ -4233,14 +4233,14 @@
       <w:pPr>
         <w:pStyle w:val="Endure-Subhead"/>
         <w:keepNext/>
-        <w:spacing w:before="240" w:after="60"/>
+        <w:spacing w:before="240" w:after="60" w:line="240" w:lineRule="auto"/>
         <w:outlineLvl w:val="1"/>
       </w:pPr>
       <w:r>
         <w:rPr>
           <w:sz w:val="24"/>
         </w:rPr>
-        <w:t>8.3 Arquitectura de GPU en Contenedores Jetson</w:t>
+        <w:t>9.3 Arquitectura de GPU en Contenedores Jetson</w:t>
       </w:r>
     </w:p>
     <w:p>
@@ -4263,7 +4263,7 @@
                     <pic:cNvPicPr/>
                   </pic:nvPicPr>
                   <pic:blipFill>
-                    <a:blip r:embed="rId46"/>
+                    <a:blip r:embed="rId51"/>
                     <a:stretch>
                       <a:fillRect/>
                     </a:stretch>
@@ -4285,7 +4285,7 @@
     <w:p>
       <w:pPr>
         <w:pStyle w:val="Endure-CopyrightPage"/>
-        <w:spacing w:before="40" w:after="160"/>
+        <w:spacing w:before="40" w:after="160" w:line="240" w:lineRule="auto"/>
         <w:jc w:val="center"/>
       </w:pPr>
       <w:r>
@@ -4299,7 +4299,7 @@
     <w:p>
       <w:pPr>
         <w:pStyle w:val="Endure-ChapterBodyText"/>
-        <w:spacing w:before="100" w:after="100"/>
+        <w:spacing w:before="100" w:after="100" w:line="240" w:lineRule="auto"/>
       </w:pPr>
       <w:r>
         <w:rPr>
@@ -4700,7 +4700,7 @@
     <w:p>
       <w:pPr>
         <w:pStyle w:val="Endure-ChapterBodyText"/>
-        <w:spacing w:before="100" w:after="100"/>
+        <w:spacing w:before="100" w:after="100" w:line="240" w:lineRule="auto"/>
       </w:pPr>
       <w:r>
         <w:rPr>
@@ -4732,7 +4732,7 @@
     <w:p>
       <w:pPr>
         <w:pStyle w:val="Endure-ChapterBodyText"/>
-        <w:spacing w:before="40" w:after="40"/>
+        <w:spacing w:before="40" w:after="40" w:line="240" w:lineRule="auto"/>
         <w:ind w:left="360" w:hanging="216"/>
       </w:pPr>
       <w:r>
@@ -4758,7 +4758,7 @@
     <w:p>
       <w:pPr>
         <w:pStyle w:val="Endure-ChapterBodyText"/>
-        <w:spacing w:before="40" w:after="40"/>
+        <w:spacing w:before="40" w:after="40" w:line="240" w:lineRule="auto"/>
         <w:ind w:left="360" w:hanging="216"/>
       </w:pPr>
       <w:r>
@@ -4784,7 +4784,7 @@
     <w:p>
       <w:pPr>
         <w:pStyle w:val="Endure-ChapterBodyText"/>
-        <w:spacing w:before="40" w:after="40"/>
+        <w:spacing w:before="40" w:after="40" w:line="240" w:lineRule="auto"/>
         <w:ind w:left="360" w:hanging="216"/>
       </w:pPr>
       <w:r>
@@ -4816,28 +4816,28 @@
       <w:pPr>
         <w:pStyle w:val="Endure-Subhead"/>
         <w:keepNext/>
-        <w:spacing w:before="240" w:after="60"/>
+        <w:spacing w:before="240" w:after="60" w:line="240" w:lineRule="auto"/>
         <w:outlineLvl w:val="1"/>
       </w:pPr>
       <w:r>
         <w:rPr>
           <w:sz w:val="24"/>
         </w:rPr>
-        <w:t>8.4 Comandos Esenciales de Docker para el Jetson</w:t>
+        <w:t>9.4 Comandos Esenciales de Docker para el Jetson</w:t>
       </w:r>
     </w:p>
     <w:p>
       <w:pPr>
         <w:pStyle w:val="Endure-Subhead"/>
         <w:keepNext/>
-        <w:spacing w:before="160" w:after="60"/>
+        <w:spacing w:before="160" w:after="60" w:line="240" w:lineRule="auto"/>
         <w:outlineLvl w:val="2"/>
       </w:pPr>
       <w:r>
         <w:rPr>
           <w:sz w:val="22"/>
         </w:rPr>
-        <w:t>8.4.1 Gestión de Imágenes</w:t>
+        <w:t>9.4.1 Gestión de Imágenes</w:t>
       </w:r>
     </w:p>
     <w:tbl>
@@ -5101,14 +5101,14 @@
       <w:pPr>
         <w:pStyle w:val="Endure-Subhead"/>
         <w:keepNext/>
-        <w:spacing w:before="160" w:after="60"/>
+        <w:spacing w:before="160" w:after="60" w:line="240" w:lineRule="auto"/>
         <w:outlineLvl w:val="2"/>
       </w:pPr>
       <w:r>
         <w:rPr>
           <w:sz w:val="22"/>
         </w:rPr>
-        <w:t>8.4.2 Gestión de Contenedores</w:t>
+        <w:t>9.4.2 Gestión de Contenedores</w:t>
       </w:r>
     </w:p>
     <w:tbl>
@@ -5468,20 +5468,20 @@
       <w:pPr>
         <w:pStyle w:val="Endure-Subhead"/>
         <w:keepNext/>
-        <w:spacing w:before="160" w:after="60"/>
+        <w:spacing w:before="160" w:after="60" w:line="240" w:lineRule="auto"/>
         <w:outlineLvl w:val="2"/>
       </w:pPr>
       <w:r>
         <w:rPr>
           <w:sz w:val="22"/>
         </w:rPr>
-        <w:t>8.4.3 Estructura de un docker run para Jetson</w:t>
+        <w:t>9.4.3 Estructura de un docker run para Jetson</w:t>
       </w:r>
     </w:p>
     <w:p>
       <w:pPr>
         <w:pStyle w:val="Endure-FirstParagraphBodyText"/>
-        <w:spacing w:before="100" w:after="100"/>
+        <w:spacing w:before="100" w:after="100" w:line="240" w:lineRule="auto"/>
       </w:pPr>
       <w:r>
         <w:rPr>
@@ -5724,7 +5724,7 @@
     <w:p>
       <w:pPr>
         <w:pStyle w:val="Endure-ChapterBodyText"/>
-        <w:spacing w:before="100" w:after="100"/>
+        <w:spacing w:before="100" w:after="100" w:line="240" w:lineRule="auto"/>
       </w:pPr>
       <w:r>
         <w:rPr>
@@ -5783,20 +5783,20 @@
       <w:pPr>
         <w:pStyle w:val="Endure-Subhead"/>
         <w:keepNext/>
-        <w:spacing w:before="160" w:after="60"/>
+        <w:spacing w:before="160" w:after="60" w:line="240" w:lineRule="auto"/>
         <w:outlineLvl w:val="2"/>
       </w:pPr>
       <w:r>
         <w:rPr>
           <w:sz w:val="22"/>
         </w:rPr>
-        <w:t>8.4.4 Tres ejemplos concretos de docker run en el Jetson</w:t>
+        <w:t>9.4.4 Tres ejemplos concretos de docker run en el Jetson</w:t>
       </w:r>
     </w:p>
     <w:p>
       <w:pPr>
         <w:pStyle w:val="Endure-FirstParagraphBodyText"/>
-        <w:spacing w:before="100" w:after="100"/>
+        <w:spacing w:before="100" w:after="100" w:line="240" w:lineRule="auto"/>
       </w:pPr>
       <w:r>
         <w:rPr>
@@ -6276,7 +6276,7 @@
     <w:p>
       <w:pPr>
         <w:pStyle w:val="Endure-ChapterBodyText"/>
-        <w:spacing w:before="100" w:after="100"/>
+        <w:spacing w:before="100" w:after="100" w:line="240" w:lineRule="auto"/>
       </w:pPr>
       <w:r>
         <w:rPr>
@@ -6686,7 +6686,7 @@
     <w:p>
       <w:pPr>
         <w:pStyle w:val="Endure-ChapterBodyText"/>
-        <w:spacing w:before="100" w:after="100"/>
+        <w:spacing w:before="100" w:after="100" w:line="240" w:lineRule="auto"/>
       </w:pPr>
       <w:r>
         <w:rPr>
@@ -7239,20 +7239,20 @@
       <w:pPr>
         <w:pStyle w:val="Endure-Subhead"/>
         <w:keepNext/>
-        <w:spacing w:before="240" w:after="60"/>
+        <w:spacing w:before="240" w:after="60" w:line="240" w:lineRule="auto"/>
         <w:outlineLvl w:val="1"/>
       </w:pPr>
       <w:r>
         <w:rPr>
           <w:sz w:val="24"/>
         </w:rPr>
-        <w:t>8.5 Configurar el Directorio de Caché de Modelos</w:t>
+        <w:t>9.5 Configurar el Directorio de Caché de Modelos</w:t>
       </w:r>
     </w:p>
     <w:p>
       <w:pPr>
         <w:pStyle w:val="Endure-FirstParagraphBodyText"/>
-        <w:spacing w:before="100" w:after="100"/>
+        <w:spacing w:before="100" w:after="100" w:line="240" w:lineRule="auto"/>
       </w:pPr>
       <w:r>
         <w:rPr>
@@ -7265,14 +7265,14 @@
       <w:pPr>
         <w:pStyle w:val="Endure-Subhead"/>
         <w:keepNext/>
-        <w:spacing w:before="160" w:after="60"/>
+        <w:spacing w:before="160" w:after="60" w:line="240" w:lineRule="auto"/>
         <w:outlineLvl w:val="2"/>
       </w:pPr>
       <w:r>
         <w:rPr>
           <w:sz w:val="22"/>
         </w:rPr>
-        <w:t>8.5.1 Crear el directorio de caché</w:t>
+        <w:t>9.5.1 Crear el directorio de caché</w:t>
       </w:r>
     </w:p>
     <w:tbl>
@@ -7539,14 +7539,14 @@
       <w:pPr>
         <w:pStyle w:val="Endure-Subhead"/>
         <w:keepNext/>
-        <w:spacing w:before="160" w:after="60"/>
+        <w:spacing w:before="160" w:after="60" w:line="240" w:lineRule="auto"/>
         <w:outlineLvl w:val="2"/>
       </w:pPr>
       <w:r>
         <w:rPr>
           <w:sz w:val="22"/>
         </w:rPr>
-        <w:t>8.5.2 La regla universal del volumen de caché</w:t>
+        <w:t>9.5.2 La regla universal del volumen de caché</w:t>
       </w:r>
     </w:p>
     <w:tbl>
@@ -7772,20 +7772,20 @@
       <w:pPr>
         <w:pStyle w:val="Endure-Subhead"/>
         <w:keepNext/>
-        <w:spacing w:before="160" w:after="60"/>
+        <w:spacing w:before="160" w:after="60" w:line="240" w:lineRule="auto"/>
         <w:outlineLvl w:val="2"/>
       </w:pPr>
       <w:r>
         <w:rPr>
           <w:sz w:val="22"/>
         </w:rPr>
-        <w:t>8.5.3 Mover el cache de Docker a NVMe (opcional, para ahorrar eMMC)</w:t>
+        <w:t>9.5.3 Mover el cache de Docker a NVMe (opcional, para ahorrar eMMC)</w:t>
       </w:r>
     </w:p>
     <w:p>
       <w:pPr>
         <w:pStyle w:val="Endure-FirstParagraphBodyText"/>
-        <w:spacing w:before="100" w:after="100"/>
+        <w:spacing w:before="100" w:after="100" w:line="240" w:lineRule="auto"/>
       </w:pPr>
       <w:r>
         <w:rPr>
@@ -8227,20 +8227,20 @@
       <w:pPr>
         <w:pStyle w:val="Endure-Subhead"/>
         <w:keepNext/>
-        <w:spacing w:before="240" w:after="60"/>
+        <w:spacing w:before="240" w:after="60" w:line="240" w:lineRule="auto"/>
         <w:outlineLvl w:val="1"/>
       </w:pPr>
       <w:r>
         <w:rPr>
           <w:sz w:val="24"/>
         </w:rPr>
-        <w:t>8.6 Docker Compose: Orquestar Múltiples Contenedores</w:t>
+        <w:t>9.6 Docker Compose: Orquestar Múltiples Contenedores</w:t>
       </w:r>
     </w:p>
     <w:p>
       <w:pPr>
         <w:pStyle w:val="Endure-FirstParagraphBodyText"/>
-        <w:spacing w:before="100" w:after="100"/>
+        <w:spacing w:before="100" w:after="100" w:line="240" w:lineRule="auto"/>
       </w:pPr>
       <w:r>
         <w:rPr>
@@ -8252,7 +8252,7 @@
     <w:p>
       <w:pPr>
         <w:pStyle w:val="Endure-ChapterBodyText"/>
-        <w:spacing w:before="100" w:after="100"/>
+        <w:spacing w:before="100" w:after="100" w:line="240" w:lineRule="auto"/>
       </w:pPr>
       <w:r>
         <w:rPr>
@@ -8632,20 +8632,20 @@
       <w:pPr>
         <w:pStyle w:val="Endure-Subhead"/>
         <w:keepNext/>
-        <w:spacing w:before="160" w:after="60"/>
+        <w:spacing w:before="160" w:after="60" w:line="240" w:lineRule="auto"/>
         <w:outlineLvl w:val="2"/>
       </w:pPr>
       <w:r>
         <w:rPr>
           <w:sz w:val="22"/>
         </w:rPr>
-        <w:t>8.6.1 Instalar Docker Compose</w:t>
+        <w:t>9.6.1 Instalar Docker Compose</w:t>
       </w:r>
     </w:p>
     <w:p>
       <w:pPr>
         <w:pStyle w:val="Endure-FirstParagraphBodyText"/>
-        <w:spacing w:before="100" w:after="100"/>
+        <w:spacing w:before="100" w:after="100" w:line="240" w:lineRule="auto"/>
       </w:pPr>
       <w:r>
         <w:rPr>
@@ -8868,20 +8868,20 @@
       <w:pPr>
         <w:pStyle w:val="Endure-Subhead"/>
         <w:keepNext/>
-        <w:spacing w:before="160" w:after="60"/>
+        <w:spacing w:before="160" w:after="60" w:line="240" w:lineRule="auto"/>
         <w:outlineLvl w:val="2"/>
       </w:pPr>
       <w:r>
         <w:rPr>
           <w:sz w:val="22"/>
         </w:rPr>
-        <w:t>8.6.2 Stack Básico: Open WebUI + faster-whisper</w:t>
+        <w:t>9.6.2 Stack Básico: Open WebUI + faster-whisper</w:t>
       </w:r>
     </w:p>
     <w:p>
       <w:pPr>
         <w:pStyle w:val="Endure-FirstParagraphBodyText"/>
-        <w:spacing w:before="100" w:after="100"/>
+        <w:spacing w:before="100" w:after="100" w:line="240" w:lineRule="auto"/>
       </w:pPr>
       <w:r>
         <w:rPr>
@@ -10068,20 +10068,20 @@
       <w:pPr>
         <w:pStyle w:val="Endure-Subhead"/>
         <w:keepNext/>
-        <w:spacing w:before="160" w:after="60"/>
+        <w:spacing w:before="160" w:after="60" w:line="240" w:lineRule="auto"/>
         <w:outlineLvl w:val="2"/>
       </w:pPr>
       <w:r>
         <w:rPr>
           <w:sz w:val="22"/>
         </w:rPr>
-        <w:t>8.6.3 Stack de Voz: faster-whisper + kokoro-tts</w:t>
+        <w:t>9.6.3 Stack de Voz: faster-whisper + kokoro-tts</w:t>
       </w:r>
     </w:p>
     <w:p>
       <w:pPr>
         <w:pStyle w:val="Endure-FirstParagraphBodyText"/>
-        <w:spacing w:before="100" w:after="100"/>
+        <w:spacing w:before="100" w:after="100" w:line="240" w:lineRule="auto"/>
       </w:pPr>
       <w:r>
         <w:rPr>
@@ -11170,14 +11170,14 @@
       <w:pPr>
         <w:pStyle w:val="Endure-Subhead"/>
         <w:keepNext/>
-        <w:spacing w:before="160" w:after="60"/>
+        <w:spacing w:before="160" w:after="60" w:line="240" w:lineRule="auto"/>
         <w:outlineLvl w:val="2"/>
       </w:pPr>
       <w:r>
         <w:rPr>
           <w:sz w:val="22"/>
         </w:rPr>
-        <w:t>8.6.4 Comandos Esenciales de Docker Compose</w:t>
+        <w:t>9.6.4 Comandos Esenciales de Docker Compose</w:t>
       </w:r>
     </w:p>
     <w:tbl>
@@ -11799,14 +11799,14 @@
       <w:pPr>
         <w:pStyle w:val="Endure-Subhead"/>
         <w:keepNext/>
-        <w:spacing w:before="160" w:after="60"/>
+        <w:spacing w:before="160" w:after="60" w:line="240" w:lineRule="auto"/>
         <w:outlineLvl w:val="2"/>
       </w:pPr>
       <w:r>
         <w:rPr>
           <w:sz w:val="22"/>
         </w:rPr>
-        <w:t>8.6.5 Estructura de un compose.yml para el Jetson</w:t>
+        <w:t>9.6.5 Estructura de un compose.yml para el Jetson</w:t>
       </w:r>
     </w:p>
     <w:tbl>
@@ -12494,14 +12494,14 @@
       <w:pPr>
         <w:pStyle w:val="Endure-Subhead"/>
         <w:keepNext/>
-        <w:spacing w:before="160" w:after="60"/>
+        <w:spacing w:before="160" w:after="60" w:line="240" w:lineRule="auto"/>
         <w:outlineLvl w:val="2"/>
       </w:pPr>
       <w:r>
         <w:rPr>
           <w:sz w:val="22"/>
         </w:rPr>
-        <w:t>8.6.6 Aliases para Gestión de Stacks</w:t>
+        <w:t>9.6.6 Aliases para Gestión de Stacks</w:t>
       </w:r>
     </w:p>
     <w:tbl>
@@ -12755,14 +12755,14 @@
       <w:pPr>
         <w:pStyle w:val="Endure-Subhead"/>
         <w:keepNext/>
-        <w:spacing w:before="240" w:after="60"/>
+        <w:spacing w:before="240" w:after="60" w:line="240" w:lineRule="auto"/>
         <w:outlineLvl w:val="1"/>
       </w:pPr>
       <w:r>
         <w:rPr>
           <w:sz w:val="24"/>
         </w:rPr>
-        <w:t>8.7 Verificación Final del Capítulo</w:t>
+        <w:t>9.7 Verificación Final del Capítulo</w:t>
       </w:r>
     </w:p>
     <w:tbl>
@@ -14052,6 +14052,11 @@
     </w:p>
     <w:sectPr>
       <w:footerReference w:type="first" r:id="rId43"/>
+      <w:headerReference w:type="default" r:id="rId46"/>
+      <w:footerReference w:type="default" r:id="rId47"/>
+      <w:headerReference w:type="even" r:id="rId48"/>
+      <w:footerReference w:type="even" r:id="rId49"/>
+      <w:headerReference w:type="first" r:id="rId50"/>
       <w:type w:val="nextColumn"/>
       <w:pgSz w:w="10080" w:h="14400"/>
       <w:pgMar w:top="794" w:right="851" w:bottom="794" w:left="1077" w:header="454" w:footer="454" w:gutter="0"/>
@@ -15292,6 +15297,26 @@
       </w:rPr>
       <w:fldChar w:fldCharType="end"/>
     </w:r>
+  </w:p>
+</w:ftr>
+</file>
+
+<file path=word/footer34.xml><?xml version="1.0" encoding="utf-8"?>
+<w:ftr xmlns:m="http://schemas.openxmlformats.org/officeDocument/2006/math" xmlns:mc="http://schemas.openxmlformats.org/markup-compatibility/2006" xmlns:mo="http://schemas.microsoft.com/office/mac/office/2008/main" xmlns:mv="urn:schemas-microsoft-com:mac:vml" xmlns:o="urn:schemas-microsoft-com:office:office" xmlns:r="http://schemas.openxmlformats.org/officeDocument/2006/relationships" xmlns:v="urn:schemas-microsoft-com:vml" xmlns:w10="urn:schemas-microsoft-com:office:word" xmlns:w14="http://schemas.microsoft.com/office/word/2010/wordml" xmlns:w="http://schemas.openxmlformats.org/wordprocessingml/2006/main" xmlns:wne="http://schemas.microsoft.com/office/word/2006/wordml" xmlns:wp14="http://schemas.microsoft.com/office/word/2010/wordprocessingDrawing" xmlns:wp="http://schemas.openxmlformats.org/drawingml/2006/wordprocessingDrawing" xmlns:wpc="http://schemas.microsoft.com/office/word/2010/wordprocessingCanvas" xmlns:wpg="http://schemas.microsoft.com/office/word/2010/wordprocessingGroup" xmlns:wpi="http://schemas.microsoft.com/office/word/2010/wordprocessingInk" xmlns:wps="http://schemas.microsoft.com/office/word/2010/wordprocessingShape" mc:Ignorable="w14 wp14">
+  <w:p>
+    <w:pPr>
+      <w:pStyle w:val="Footer"/>
+    </w:pPr>
+  </w:p>
+</w:ftr>
+</file>
+
+<file path=word/footer35.xml><?xml version="1.0" encoding="utf-8"?>
+<w:ftr xmlns:m="http://schemas.openxmlformats.org/officeDocument/2006/math" xmlns:mc="http://schemas.openxmlformats.org/markup-compatibility/2006" xmlns:mo="http://schemas.microsoft.com/office/mac/office/2008/main" xmlns:mv="urn:schemas-microsoft-com:mac:vml" xmlns:o="urn:schemas-microsoft-com:office:office" xmlns:r="http://schemas.openxmlformats.org/officeDocument/2006/relationships" xmlns:v="urn:schemas-microsoft-com:vml" xmlns:w10="urn:schemas-microsoft-com:office:word" xmlns:w14="http://schemas.microsoft.com/office/word/2010/wordml" xmlns:w="http://schemas.openxmlformats.org/wordprocessingml/2006/main" xmlns:wne="http://schemas.microsoft.com/office/word/2006/wordml" xmlns:wp14="http://schemas.microsoft.com/office/word/2010/wordprocessingDrawing" xmlns:wp="http://schemas.openxmlformats.org/drawingml/2006/wordprocessingDrawing" xmlns:wpc="http://schemas.microsoft.com/office/word/2010/wordprocessingCanvas" xmlns:wpg="http://schemas.microsoft.com/office/word/2010/wordprocessingGroup" xmlns:wpi="http://schemas.microsoft.com/office/word/2010/wordprocessingInk" xmlns:wps="http://schemas.microsoft.com/office/word/2010/wordprocessingShape" mc:Ignorable="w14 wp14">
+  <w:p>
+    <w:pPr>
+      <w:pStyle w:val="Footer"/>
+    </w:pPr>
   </w:p>
 </w:ftr>
 </file>
@@ -15553,6 +15578,36 @@
     <w:r>
       <w:t>TÍTULO DEL LIBRO</w:t>
     </w:r>
+  </w:p>
+</w:hdr>
+</file>
+
+<file path=word/header3.xml><?xml version="1.0" encoding="utf-8"?>
+<w:hdr xmlns:m="http://schemas.openxmlformats.org/officeDocument/2006/math" xmlns:mc="http://schemas.openxmlformats.org/markup-compatibility/2006" xmlns:mo="http://schemas.microsoft.com/office/mac/office/2008/main" xmlns:mv="urn:schemas-microsoft-com:mac:vml" xmlns:o="urn:schemas-microsoft-com:office:office" xmlns:r="http://schemas.openxmlformats.org/officeDocument/2006/relationships" xmlns:v="urn:schemas-microsoft-com:vml" xmlns:w10="urn:schemas-microsoft-com:office:word" xmlns:w14="http://schemas.microsoft.com/office/word/2010/wordml" xmlns:w="http://schemas.openxmlformats.org/wordprocessingml/2006/main" xmlns:wne="http://schemas.microsoft.com/office/word/2006/wordml" xmlns:wp14="http://schemas.microsoft.com/office/word/2010/wordprocessingDrawing" xmlns:wp="http://schemas.openxmlformats.org/drawingml/2006/wordprocessingDrawing" xmlns:wpc="http://schemas.microsoft.com/office/word/2010/wordprocessingCanvas" xmlns:wpg="http://schemas.microsoft.com/office/word/2010/wordprocessingGroup" xmlns:wpi="http://schemas.microsoft.com/office/word/2010/wordprocessingInk" xmlns:wps="http://schemas.microsoft.com/office/word/2010/wordprocessingShape" mc:Ignorable="w14 wp14">
+  <w:p>
+    <w:pPr>
+      <w:pStyle w:val="Header"/>
+    </w:pPr>
+  </w:p>
+</w:hdr>
+</file>
+
+<file path=word/header4.xml><?xml version="1.0" encoding="utf-8"?>
+<w:hdr xmlns:m="http://schemas.openxmlformats.org/officeDocument/2006/math" xmlns:mc="http://schemas.openxmlformats.org/markup-compatibility/2006" xmlns:mo="http://schemas.microsoft.com/office/mac/office/2008/main" xmlns:mv="urn:schemas-microsoft-com:mac:vml" xmlns:o="urn:schemas-microsoft-com:office:office" xmlns:r="http://schemas.openxmlformats.org/officeDocument/2006/relationships" xmlns:v="urn:schemas-microsoft-com:vml" xmlns:w10="urn:schemas-microsoft-com:office:word" xmlns:w14="http://schemas.microsoft.com/office/word/2010/wordml" xmlns:w="http://schemas.openxmlformats.org/wordprocessingml/2006/main" xmlns:wne="http://schemas.microsoft.com/office/word/2006/wordml" xmlns:wp14="http://schemas.microsoft.com/office/word/2010/wordprocessingDrawing" xmlns:wp="http://schemas.openxmlformats.org/drawingml/2006/wordprocessingDrawing" xmlns:wpc="http://schemas.microsoft.com/office/word/2010/wordprocessingCanvas" xmlns:wpg="http://schemas.microsoft.com/office/word/2010/wordprocessingGroup" xmlns:wpi="http://schemas.microsoft.com/office/word/2010/wordprocessingInk" xmlns:wps="http://schemas.microsoft.com/office/word/2010/wordprocessingShape" mc:Ignorable="w14 wp14">
+  <w:p>
+    <w:pPr>
+      <w:pStyle w:val="Header"/>
+    </w:pPr>
+  </w:p>
+</w:hdr>
+</file>
+
+<file path=word/header5.xml><?xml version="1.0" encoding="utf-8"?>
+<w:hdr xmlns:m="http://schemas.openxmlformats.org/officeDocument/2006/math" xmlns:mc="http://schemas.openxmlformats.org/markup-compatibility/2006" xmlns:mo="http://schemas.microsoft.com/office/mac/office/2008/main" xmlns:mv="urn:schemas-microsoft-com:mac:vml" xmlns:o="urn:schemas-microsoft-com:office:office" xmlns:r="http://schemas.openxmlformats.org/officeDocument/2006/relationships" xmlns:v="urn:schemas-microsoft-com:vml" xmlns:w10="urn:schemas-microsoft-com:office:word" xmlns:w14="http://schemas.microsoft.com/office/word/2010/wordml" xmlns:w="http://schemas.openxmlformats.org/wordprocessingml/2006/main" xmlns:wne="http://schemas.microsoft.com/office/word/2006/wordml" xmlns:wp14="http://schemas.microsoft.com/office/word/2010/wordprocessingDrawing" xmlns:wp="http://schemas.openxmlformats.org/drawingml/2006/wordprocessingDrawing" xmlns:wpc="http://schemas.microsoft.com/office/word/2010/wordprocessingCanvas" xmlns:wpg="http://schemas.microsoft.com/office/word/2010/wordprocessingGroup" xmlns:wpi="http://schemas.microsoft.com/office/word/2010/wordprocessingInk" xmlns:wps="http://schemas.microsoft.com/office/word/2010/wordprocessingShape" mc:Ignorable="w14 wp14">
+  <w:p>
+    <w:pPr>
+      <w:pStyle w:val="Header"/>
+    </w:pPr>
   </w:p>
 </w:hdr>
 </file>
